--- a/Lab 5.docx
+++ b/Lab 5.docx
@@ -1,9 +1,10 @@
 
 <file path=word/document.xml><?xml version="1.0" encoding="utf-8"?>
-<w:document xmlns:wpc="http://schemas.microsoft.com/office/word/2010/wordprocessingCanvas" xmlns:cx="http://schemas.microsoft.com/office/drawing/2014/chartex" xmlns:cx1="http://schemas.microsoft.com/office/drawing/2015/9/8/chartex" xmlns:cx2="http://schemas.microsoft.com/office/drawing/2015/10/21/chartex" xmlns:cx3="http://schemas.microsoft.com/office/drawing/2016/5/9/chartex" xmlns:cx4="http://schemas.microsoft.com/office/drawing/2016/5/10/chartex" xmlns:cx5="http://schemas.microsoft.com/office/drawing/2016/5/11/chartex" xmlns:cx6="http://schemas.microsoft.com/office/drawing/2016/5/12/chartex" xmlns:cx7="http://schemas.microsoft.com/office/drawing/2016/5/13/chartex" xmlns:cx8="http://schemas.microsoft.com/office/drawing/2016/5/14/chartex" xmlns:mc="http://schemas.openxmlformats.org/markup-compatibility/2006" xmlns:aink="http://schemas.microsoft.com/office/drawing/2016/ink" xmlns:am3d="http://schemas.microsoft.com/office/drawing/2017/model3d" xmlns:o="urn:schemas-microsoft-com:office:office" xmlns:oel="http://schemas.microsoft.com/office/2019/extlst" xmlns:r="http://schemas.openxmlformats.org/officeDocument/2006/relationships" xmlns:m="http://schemas.openxmlformats.org/officeDocument/2006/math" xmlns:v="urn:schemas-microsoft-com:vml" xmlns:wp14="http://schemas.microsoft.com/office/word/2010/wordprocessingDrawing" xmlns:wp="http://schemas.openxmlformats.org/drawingml/2006/wordprocessingDrawing" xmlns:w10="urn:schemas-microsoft-com:office:word" xmlns:w="http://schemas.openxmlformats.org/wordprocessingml/2006/main" xmlns:w14="http://schemas.microsoft.com/office/word/2010/wordml" xmlns:w15="http://schemas.microsoft.com/office/word/2012/wordml" xmlns:w16cex="http://schemas.microsoft.com/office/word/2018/wordml/cex" xmlns:w16cid="http://schemas.microsoft.com/office/word/2016/wordml/cid" xmlns:w16="http://schemas.microsoft.com/office/word/2018/wordml" xmlns:w16du="http://schemas.microsoft.com/office/word/2023/wordml/word16du" xmlns:w16sdtdh="http://schemas.microsoft.com/office/word/2020/wordml/sdtdatahash" xmlns:w16sdtfl="http://schemas.microsoft.com/office/word/2024/wordml/sdtformatlock" xmlns:w16se="http://schemas.microsoft.com/office/word/2015/wordml/symex" xmlns:wpg="http://schemas.microsoft.com/office/word/2010/wordprocessingGroup" xmlns:wpi="http://schemas.microsoft.com/office/word/2010/wordprocessingInk" xmlns:wne="http://schemas.microsoft.com/office/word/2006/wordml" xmlns:wps="http://schemas.microsoft.com/office/word/2010/wordprocessingShape" mc:Ignorable="w14 w15 w16se w16cid w16 w16cex w16sdtdh w16sdtfl w16du wp14">
+<w:document xmlns:wpc="http://schemas.microsoft.com/office/word/2010/wordprocessingCanvas" xmlns:cx="http://schemas.microsoft.com/office/drawing/2014/chartex" xmlns:cx1="http://schemas.microsoft.com/office/drawing/2015/9/8/chartex" xmlns:cx2="http://schemas.microsoft.com/office/drawing/2015/10/21/chartex" xmlns:cx3="http://schemas.microsoft.com/office/drawing/2016/5/9/chartex" xmlns:cx4="http://schemas.microsoft.com/office/drawing/2016/5/10/chartex" xmlns:cx5="http://schemas.microsoft.com/office/drawing/2016/5/11/chartex" xmlns:cx6="http://schemas.microsoft.com/office/drawing/2016/5/12/chartex" xmlns:cx7="http://schemas.microsoft.com/office/drawing/2016/5/13/chartex" xmlns:cx8="http://schemas.microsoft.com/office/drawing/2016/5/14/chartex" xmlns:mc="http://schemas.openxmlformats.org/markup-compatibility/2006" xmlns:aink="http://schemas.microsoft.com/office/drawing/2016/ink" xmlns:am3d="http://schemas.microsoft.com/office/drawing/2017/model3d" xmlns:o="urn:schemas-microsoft-com:office:office" xmlns:oel="http://schemas.microsoft.com/office/2019/extlst" xmlns:r="http://schemas.openxmlformats.org/officeDocument/2006/relationships" xmlns:m="http://schemas.openxmlformats.org/officeDocument/2006/math" xmlns:v="urn:schemas-microsoft-com:vml" xmlns:wp14="http://schemas.microsoft.com/office/word/2010/wordprocessingDrawing" xmlns:wp="http://schemas.openxmlformats.org/drawingml/2006/wordprocessingDrawing" xmlns:w10="urn:schemas-microsoft-com:office:word" xmlns:w="http://schemas.openxmlformats.org/wordprocessingml/2006/main" xmlns:w14="http://schemas.microsoft.com/office/word/2010/wordml" xmlns:w15="http://schemas.microsoft.com/office/word/2012/wordml" xmlns:w16cei="http://schemas.microsoft.com/office/word/2026/wordml/cei" xmlns:w16cex="http://schemas.microsoft.com/office/word/2018/wordml/cex" xmlns:w16cid="http://schemas.microsoft.com/office/word/2016/wordml/cid" xmlns:w16="http://schemas.microsoft.com/office/word/2018/wordml" xmlns:w16du="http://schemas.microsoft.com/office/word/2023/wordml/word16du" xmlns:w16sdtdh="http://schemas.microsoft.com/office/word/2020/wordml/sdtdatahash" xmlns:w16sdtfl="http://schemas.microsoft.com/office/word/2024/wordml/sdtformatlock" xmlns:w16se="http://schemas.microsoft.com/office/word/2015/wordml/symex" xmlns:wpg="http://schemas.microsoft.com/office/word/2010/wordprocessingGroup" xmlns:wpi="http://schemas.microsoft.com/office/word/2010/wordprocessingInk" xmlns:wne="http://schemas.microsoft.com/office/word/2006/wordml" xmlns:wps="http://schemas.microsoft.com/office/word/2010/wordprocessingShape" mc:Ignorable="w14 w15 w16se w16cid w16 w16cex w16sdtdh w16sdtfl w16du wp14">
   <w:body>
     <w:p>
       <w:pPr>
+        <w:spacing w:after="0"/>
         <w:rPr>
           <w:sz w:val="36"/>
           <w:szCs w:val="36"/>
@@ -26,14 +27,16 @@
     </w:p>
     <w:p>
       <w:pPr>
-        <w:rPr>
-          <w:sz w:val="36"/>
-          <w:szCs w:val="36"/>
-        </w:rPr>
-      </w:pPr>
-    </w:p>
-    <w:p>
-      <w:pPr>
+        <w:spacing w:after="0"/>
+        <w:rPr>
+          <w:sz w:val="36"/>
+          <w:szCs w:val="36"/>
+        </w:rPr>
+      </w:pPr>
+    </w:p>
+    <w:p>
+      <w:pPr>
+        <w:spacing w:after="0"/>
         <w:rPr>
           <w:b/>
           <w:bCs/>
@@ -53,6 +56,7 @@
     </w:p>
     <w:p>
       <w:pPr>
+        <w:spacing w:after="0"/>
         <w:rPr>
           <w:sz w:val="36"/>
           <w:szCs w:val="36"/>
@@ -72,6 +76,7 @@
           <w:ilvl w:val="0"/>
           <w:numId w:val="12"/>
         </w:numPr>
+        <w:spacing w:after="0"/>
         <w:rPr>
           <w:sz w:val="36"/>
           <w:szCs w:val="36"/>
@@ -87,6 +92,7 @@
     </w:p>
     <w:p>
       <w:pPr>
+        <w:spacing w:after="0"/>
         <w:rPr>
           <w:sz w:val="36"/>
           <w:szCs w:val="36"/>
@@ -104,6 +110,7 @@
     </w:p>
     <w:p>
       <w:pPr>
+        <w:spacing w:after="0"/>
         <w:rPr>
           <w:sz w:val="36"/>
           <w:szCs w:val="36"/>
@@ -132,6 +139,7 @@
           <w:ilvl w:val="0"/>
           <w:numId w:val="12"/>
         </w:numPr>
+        <w:spacing w:after="0"/>
         <w:rPr>
           <w:sz w:val="36"/>
           <w:szCs w:val="36"/>
@@ -151,6 +159,7 @@
           <w:ilvl w:val="0"/>
           <w:numId w:val="12"/>
         </w:numPr>
+        <w:spacing w:after="0"/>
         <w:rPr>
           <w:sz w:val="36"/>
           <w:szCs w:val="36"/>
@@ -186,6 +195,7 @@
           <w:ilvl w:val="0"/>
           <w:numId w:val="12"/>
         </w:numPr>
+        <w:spacing w:after="0"/>
         <w:rPr>
           <w:sz w:val="36"/>
           <w:szCs w:val="36"/>
@@ -228,7 +238,7 @@
           <w:sz w:val="36"/>
           <w:szCs w:val="36"/>
         </w:rPr>
-        <w:t xml:space="preserve">). Open the </w:t>
+        <w:t xml:space="preserve">). Open the appropriate file for your environment and change the two values at the top of the script to meet your needs, </w:t>
       </w:r>
       <w:r>
         <w:rPr>
@@ -236,7 +246,7 @@
           <w:szCs w:val="36"/>
         </w:rPr>
         <w:lastRenderedPageBreak/>
-        <w:t>appropriate file for your environment and change the two values at the top of the script to meet your needs, then save your changes. </w:t>
+        <w:t>then save your changes. </w:t>
       </w:r>
       <w:r>
         <w:rPr>
@@ -257,6 +267,7 @@
     </w:p>
     <w:p>
       <w:pPr>
+        <w:spacing w:after="0"/>
         <w:rPr>
           <w:sz w:val="36"/>
           <w:szCs w:val="36"/>
@@ -350,13 +361,15 @@
     </w:p>
     <w:p>
       <w:pPr>
-        <w:rPr>
-          <w:sz w:val="36"/>
-          <w:szCs w:val="36"/>
-        </w:rPr>
-      </w:pPr>
-      <w:r>
-        <w:rPr>
+        <w:spacing w:after="0"/>
+        <w:rPr>
+          <w:sz w:val="36"/>
+          <w:szCs w:val="36"/>
+        </w:rPr>
+      </w:pPr>
+      <w:r>
+        <w:rPr>
+          <w:noProof/>
           <w:sz w:val="36"/>
           <w:szCs w:val="36"/>
         </w:rPr>
@@ -403,6 +416,7 @@
           <w:ilvl w:val="0"/>
           <w:numId w:val="12"/>
         </w:numPr>
+        <w:spacing w:after="0"/>
         <w:rPr>
           <w:sz w:val="36"/>
           <w:szCs w:val="36"/>
@@ -438,6 +452,7 @@
           <w:ilvl w:val="0"/>
           <w:numId w:val="12"/>
         </w:numPr>
+        <w:spacing w:after="0"/>
         <w:rPr>
           <w:sz w:val="36"/>
           <w:szCs w:val="36"/>
@@ -453,6 +468,7 @@
     </w:p>
     <w:p>
       <w:pPr>
+        <w:spacing w:after="0"/>
         <w:rPr>
           <w:sz w:val="36"/>
           <w:szCs w:val="36"/>
@@ -470,6 +486,7 @@
     </w:p>
     <w:p>
       <w:pPr>
+        <w:spacing w:after="0"/>
         <w:rPr>
           <w:sz w:val="36"/>
           <w:szCs w:val="36"/>
@@ -494,13 +511,15 @@
     </w:p>
     <w:p>
       <w:pPr>
-        <w:rPr>
-          <w:sz w:val="36"/>
-          <w:szCs w:val="36"/>
-        </w:rPr>
-      </w:pPr>
-      <w:r>
-        <w:rPr>
+        <w:spacing w:after="0"/>
+        <w:rPr>
+          <w:sz w:val="36"/>
+          <w:szCs w:val="36"/>
+        </w:rPr>
+      </w:pPr>
+      <w:r>
+        <w:rPr>
+          <w:noProof/>
           <w:sz w:val="36"/>
           <w:szCs w:val="36"/>
         </w:rPr>
@@ -543,6 +562,7 @@
     </w:p>
     <w:p>
       <w:pPr>
+        <w:spacing w:after="0"/>
         <w:rPr>
           <w:sz w:val="36"/>
           <w:szCs w:val="36"/>
@@ -555,17 +575,17 @@
           <w:ilvl w:val="0"/>
           <w:numId w:val="12"/>
         </w:numPr>
-        <w:rPr>
-          <w:sz w:val="36"/>
-          <w:szCs w:val="36"/>
-        </w:rPr>
-      </w:pPr>
-      <w:r>
-        <w:rPr>
-          <w:sz w:val="36"/>
-          <w:szCs w:val="36"/>
-        </w:rPr>
-        <w:lastRenderedPageBreak/>
+        <w:spacing w:after="0"/>
+        <w:rPr>
+          <w:sz w:val="36"/>
+          <w:szCs w:val="36"/>
+        </w:rPr>
+      </w:pPr>
+      <w:r>
+        <w:rPr>
+          <w:sz w:val="36"/>
+          <w:szCs w:val="36"/>
+        </w:rPr>
         <w:t>Run the following command to ensure you have the </w:t>
       </w:r>
       <w:proofErr w:type="spellStart"/>
@@ -589,6 +609,7 @@
     </w:p>
     <w:p>
       <w:pPr>
+        <w:spacing w:after="0"/>
         <w:rPr>
           <w:sz w:val="36"/>
           <w:szCs w:val="36"/>
@@ -606,6 +627,7 @@
     </w:p>
     <w:p>
       <w:pPr>
+        <w:spacing w:after="0"/>
         <w:rPr>
           <w:sz w:val="36"/>
           <w:szCs w:val="36"/>
@@ -639,16 +661,19 @@
     </w:p>
     <w:p>
       <w:pPr>
-        <w:rPr>
-          <w:sz w:val="36"/>
-          <w:szCs w:val="36"/>
-        </w:rPr>
-      </w:pPr>
-      <w:r>
-        <w:rPr>
-          <w:sz w:val="36"/>
-          <w:szCs w:val="36"/>
-        </w:rPr>
+        <w:spacing w:after="0"/>
+        <w:rPr>
+          <w:sz w:val="36"/>
+          <w:szCs w:val="36"/>
+        </w:rPr>
+      </w:pPr>
+      <w:r>
+        <w:rPr>
+          <w:noProof/>
+          <w:sz w:val="36"/>
+          <w:szCs w:val="36"/>
+        </w:rPr>
+        <w:lastRenderedPageBreak/>
         <w:drawing>
           <wp:inline distT="0" distB="0" distL="0" distR="0" wp14:anchorId="3F207164" wp14:editId="5AAAE68A">
             <wp:extent cx="4198984" cy="883997"/>
@@ -688,6 +713,7 @@
     </w:p>
     <w:p>
       <w:pPr>
+        <w:spacing w:after="0"/>
         <w:rPr>
           <w:sz w:val="36"/>
           <w:szCs w:val="36"/>
@@ -700,6 +726,7 @@
           <w:ilvl w:val="0"/>
           <w:numId w:val="12"/>
         </w:numPr>
+        <w:spacing w:after="0"/>
         <w:rPr>
           <w:sz w:val="36"/>
           <w:szCs w:val="36"/>
@@ -715,6 +742,7 @@
     </w:p>
     <w:p>
       <w:pPr>
+        <w:spacing w:after="0"/>
         <w:rPr>
           <w:sz w:val="36"/>
           <w:szCs w:val="36"/>
@@ -846,13 +874,15 @@
     </w:p>
     <w:p>
       <w:pPr>
-        <w:rPr>
-          <w:sz w:val="36"/>
-          <w:szCs w:val="36"/>
-        </w:rPr>
-      </w:pPr>
-      <w:r>
-        <w:rPr>
+        <w:spacing w:after="0"/>
+        <w:rPr>
+          <w:sz w:val="36"/>
+          <w:szCs w:val="36"/>
+        </w:rPr>
+      </w:pPr>
+      <w:r>
+        <w:rPr>
+          <w:noProof/>
           <w:sz w:val="36"/>
           <w:szCs w:val="36"/>
         </w:rPr>
@@ -895,13 +925,15 @@
     </w:p>
     <w:p>
       <w:pPr>
-        <w:rPr>
-          <w:sz w:val="36"/>
-          <w:szCs w:val="36"/>
-        </w:rPr>
-      </w:pPr>
-      <w:r>
-        <w:rPr>
+        <w:spacing w:after="0"/>
+        <w:rPr>
+          <w:sz w:val="36"/>
+          <w:szCs w:val="36"/>
+        </w:rPr>
+      </w:pPr>
+      <w:r>
+        <w:rPr>
+          <w:noProof/>
           <w:sz w:val="36"/>
           <w:szCs w:val="36"/>
         </w:rPr>
@@ -944,6 +976,7 @@
     </w:p>
     <w:p>
       <w:pPr>
+        <w:spacing w:after="0"/>
         <w:rPr>
           <w:b/>
           <w:bCs/>
@@ -963,6 +996,7 @@
     </w:p>
     <w:p>
       <w:pPr>
+        <w:spacing w:after="0"/>
         <w:rPr>
           <w:sz w:val="36"/>
           <w:szCs w:val="36"/>
@@ -982,22 +1016,23 @@
           <w:ilvl w:val="0"/>
           <w:numId w:val="13"/>
         </w:numPr>
-        <w:rPr>
-          <w:sz w:val="36"/>
-          <w:szCs w:val="36"/>
-        </w:rPr>
-      </w:pPr>
-      <w:r>
-        <w:rPr>
-          <w:sz w:val="36"/>
-          <w:szCs w:val="36"/>
-        </w:rPr>
-        <w:lastRenderedPageBreak/>
+        <w:spacing w:after="0"/>
+        <w:rPr>
+          <w:sz w:val="36"/>
+          <w:szCs w:val="36"/>
+        </w:rPr>
+      </w:pPr>
+      <w:r>
+        <w:rPr>
+          <w:sz w:val="36"/>
+          <w:szCs w:val="36"/>
+        </w:rPr>
         <w:t>Make sure you are in the root directory of the project and run the appropriate command in the terminal to launch the deployment script. The script deploys ACR, a Container Apps environment, and a Container App with ingress enabled. It also creates a file with environment variables you use throughout the exercise.</w:t>
       </w:r>
     </w:p>
     <w:p>
       <w:pPr>
+        <w:spacing w:after="0"/>
         <w:rPr>
           <w:sz w:val="36"/>
           <w:szCs w:val="36"/>
@@ -1015,23 +1050,26 @@
     </w:p>
     <w:p>
       <w:pPr>
-        <w:rPr>
-          <w:sz w:val="36"/>
-          <w:szCs w:val="36"/>
-        </w:rPr>
-      </w:pPr>
-      <w:proofErr w:type="spellStart"/>
-      <w:r>
-        <w:rPr>
-          <w:sz w:val="36"/>
-          <w:szCs w:val="36"/>
-        </w:rPr>
+        <w:spacing w:after="0"/>
+        <w:rPr>
+          <w:sz w:val="36"/>
+          <w:szCs w:val="36"/>
+        </w:rPr>
+      </w:pPr>
+      <w:proofErr w:type="spellStart"/>
+      <w:r>
+        <w:rPr>
+          <w:sz w:val="36"/>
+          <w:szCs w:val="36"/>
+        </w:rPr>
+        <w:lastRenderedPageBreak/>
         <w:t>bashTypeCopy</w:t>
       </w:r>
       <w:proofErr w:type="spellEnd"/>
     </w:p>
     <w:p>
       <w:pPr>
+        <w:spacing w:after="0"/>
         <w:rPr>
           <w:sz w:val="36"/>
           <w:szCs w:val="36"/>
@@ -1047,6 +1085,7 @@
     </w:p>
     <w:p>
       <w:pPr>
+        <w:spacing w:after="0"/>
         <w:rPr>
           <w:sz w:val="36"/>
           <w:szCs w:val="36"/>
@@ -1064,6 +1103,7 @@
     </w:p>
     <w:p>
       <w:pPr>
+        <w:spacing w:after="0"/>
         <w:rPr>
           <w:sz w:val="36"/>
           <w:szCs w:val="36"/>
@@ -1081,6 +1121,7 @@
     </w:p>
     <w:p>
       <w:pPr>
+        <w:spacing w:after="0"/>
         <w:rPr>
           <w:sz w:val="36"/>
           <w:szCs w:val="36"/>
@@ -1096,13 +1137,15 @@
     </w:p>
     <w:p>
       <w:pPr>
-        <w:rPr>
-          <w:sz w:val="36"/>
-          <w:szCs w:val="36"/>
-        </w:rPr>
-      </w:pPr>
-      <w:r>
-        <w:rPr>
+        <w:spacing w:after="0"/>
+        <w:rPr>
+          <w:sz w:val="36"/>
+          <w:szCs w:val="36"/>
+        </w:rPr>
+      </w:pPr>
+      <w:r>
+        <w:rPr>
+          <w:noProof/>
           <w:sz w:val="36"/>
           <w:szCs w:val="36"/>
         </w:rPr>
@@ -1145,14 +1188,16 @@
     </w:p>
     <w:p>
       <w:pPr>
-        <w:rPr>
-          <w:sz w:val="36"/>
-          <w:szCs w:val="36"/>
-        </w:rPr>
-      </w:pPr>
-    </w:p>
-    <w:p>
-      <w:pPr>
+        <w:spacing w:after="0"/>
+        <w:rPr>
+          <w:sz w:val="36"/>
+          <w:szCs w:val="36"/>
+        </w:rPr>
+      </w:pPr>
+    </w:p>
+    <w:p>
+      <w:pPr>
+        <w:spacing w:after="0"/>
         <w:rPr>
           <w:sz w:val="36"/>
           <w:szCs w:val="36"/>
@@ -1177,6 +1222,7 @@
     </w:p>
     <w:p>
       <w:pPr>
+        <w:spacing w:after="0"/>
         <w:rPr>
           <w:sz w:val="36"/>
           <w:szCs w:val="36"/>
@@ -1194,17 +1240,17 @@
     </w:p>
     <w:p>
       <w:pPr>
-        <w:rPr>
-          <w:sz w:val="36"/>
-          <w:szCs w:val="36"/>
-        </w:rPr>
-      </w:pPr>
-      <w:r>
-        <w:rPr>
-          <w:sz w:val="36"/>
-          <w:szCs w:val="36"/>
-        </w:rPr>
-        <w:lastRenderedPageBreak/>
+        <w:spacing w:after="0"/>
+        <w:rPr>
+          <w:sz w:val="36"/>
+          <w:szCs w:val="36"/>
+        </w:rPr>
+      </w:pPr>
+      <w:r>
+        <w:rPr>
+          <w:sz w:val="36"/>
+          <w:szCs w:val="36"/>
+        </w:rPr>
         <w:t>Set-</w:t>
       </w:r>
       <w:proofErr w:type="spellStart"/>
@@ -1246,6 +1292,7 @@
           <w:ilvl w:val="0"/>
           <w:numId w:val="13"/>
         </w:numPr>
+        <w:spacing w:after="0"/>
         <w:rPr>
           <w:sz w:val="36"/>
           <w:szCs w:val="36"/>
@@ -1293,6 +1340,7 @@
     </w:p>
     <w:p>
       <w:pPr>
+        <w:spacing w:after="0"/>
         <w:ind w:left="720"/>
         <w:rPr>
           <w:sz w:val="36"/>
@@ -1304,11 +1352,12 @@
           <w:sz w:val="36"/>
           <w:szCs w:val="36"/>
         </w:rPr>
+        <w:lastRenderedPageBreak/>
         <w:drawing>
-          <wp:inline distT="0" distB="0" distL="0" distR="0" wp14:anchorId="59C43F36" wp14:editId="58B9D6ED">
-            <wp:extent cx="5052498" cy="4625741"/>
+          <wp:inline distT="0" distB="0" distL="0" distR="0" wp14:anchorId="73E5BF1F" wp14:editId="4FE1FAC0">
+            <wp:extent cx="4938188" cy="2530059"/>
             <wp:effectExtent l="0" t="0" r="0" b="3810"/>
-            <wp:docPr id="673230142" name="Picture 1"/>
+            <wp:docPr id="235706454" name="Picture 1"/>
             <wp:cNvGraphicFramePr>
               <a:graphicFrameLocks xmlns:a="http://schemas.openxmlformats.org/drawingml/2006/main" noChangeAspect="1"/>
             </wp:cNvGraphicFramePr>
@@ -1316,7 +1365,7 @@
               <a:graphicData uri="http://schemas.openxmlformats.org/drawingml/2006/picture">
                 <pic:pic xmlns:pic="http://schemas.openxmlformats.org/drawingml/2006/picture">
                   <pic:nvPicPr>
-                    <pic:cNvPr id="673230142" name=""/>
+                    <pic:cNvPr id="235706454" name=""/>
                     <pic:cNvPicPr/>
                   </pic:nvPicPr>
                   <pic:blipFill>
@@ -1328,7 +1377,7 @@
                   <pic:spPr>
                     <a:xfrm>
                       <a:off x="0" y="0"/>
-                      <a:ext cx="5052498" cy="4625741"/>
+                      <a:ext cx="4938188" cy="2530059"/>
                     </a:xfrm>
                     <a:prstGeom prst="rect">
                       <a:avLst/>
@@ -1343,57 +1392,7 @@
     </w:p>
     <w:p>
       <w:pPr>
-        <w:numPr>
-          <w:ilvl w:val="0"/>
-          <w:numId w:val="13"/>
-        </w:numPr>
-        <w:rPr>
-          <w:sz w:val="36"/>
-          <w:szCs w:val="36"/>
-        </w:rPr>
-      </w:pPr>
-      <w:r>
-        <w:rPr>
-          <w:sz w:val="36"/>
-          <w:szCs w:val="36"/>
-        </w:rPr>
-        <w:t>When the previous operation is finished, enter </w:t>
-      </w:r>
-      <w:r>
-        <w:rPr>
-          <w:b/>
-          <w:bCs/>
-          <w:sz w:val="36"/>
-          <w:szCs w:val="36"/>
-        </w:rPr>
-        <w:t>2</w:t>
-      </w:r>
-      <w:r>
-        <w:rPr>
-          <w:sz w:val="36"/>
-          <w:szCs w:val="36"/>
-        </w:rPr>
-        <w:t> to launch </w:t>
-      </w:r>
-      <w:r>
-        <w:rPr>
-          <w:b/>
-          <w:bCs/>
-          <w:sz w:val="36"/>
-          <w:szCs w:val="36"/>
-        </w:rPr>
-        <w:t>Create Container Apps environment</w:t>
-      </w:r>
-      <w:r>
-        <w:rPr>
-          <w:sz w:val="36"/>
-          <w:szCs w:val="36"/>
-        </w:rPr>
-        <w:t>.</w:t>
-      </w:r>
-    </w:p>
-    <w:p>
-      <w:pPr>
+        <w:spacing w:after="0"/>
         <w:ind w:left="720"/>
         <w:rPr>
           <w:sz w:val="36"/>
@@ -1405,12 +1404,11 @@
           <w:sz w:val="36"/>
           <w:szCs w:val="36"/>
         </w:rPr>
-        <w:lastRenderedPageBreak/>
         <w:drawing>
-          <wp:inline distT="0" distB="0" distL="0" distR="0" wp14:anchorId="13644D05" wp14:editId="09EB7EF4">
-            <wp:extent cx="4861981" cy="3871295"/>
-            <wp:effectExtent l="0" t="0" r="0" b="0"/>
-            <wp:docPr id="1354151069" name="Picture 1"/>
+          <wp:inline distT="0" distB="0" distL="0" distR="0" wp14:anchorId="6BFDC3DB" wp14:editId="014F9835">
+            <wp:extent cx="4282811" cy="2187130"/>
+            <wp:effectExtent l="0" t="0" r="3810" b="3810"/>
+            <wp:docPr id="198735374" name="Picture 1"/>
             <wp:cNvGraphicFramePr>
               <a:graphicFrameLocks xmlns:a="http://schemas.openxmlformats.org/drawingml/2006/main" noChangeAspect="1"/>
             </wp:cNvGraphicFramePr>
@@ -1418,7 +1416,7 @@
               <a:graphicData uri="http://schemas.openxmlformats.org/drawingml/2006/picture">
                 <pic:pic xmlns:pic="http://schemas.openxmlformats.org/drawingml/2006/picture">
                   <pic:nvPicPr>
-                    <pic:cNvPr id="1354151069" name=""/>
+                    <pic:cNvPr id="198735374" name=""/>
                     <pic:cNvPicPr/>
                   </pic:nvPicPr>
                   <pic:blipFill>
@@ -1430,7 +1428,7 @@
                   <pic:spPr>
                     <a:xfrm>
                       <a:off x="0" y="0"/>
-                      <a:ext cx="4861981" cy="3871295"/>
+                      <a:ext cx="4282811" cy="2187130"/>
                     </a:xfrm>
                     <a:prstGeom prst="rect">
                       <a:avLst/>
@@ -1445,10 +1443,41 @@
     </w:p>
     <w:p>
       <w:pPr>
+        <w:spacing w:after="0"/>
+        <w:ind w:left="720"/>
+        <w:rPr>
+          <w:sz w:val="36"/>
+          <w:szCs w:val="36"/>
+        </w:rPr>
+      </w:pPr>
+    </w:p>
+    <w:p>
+      <w:pPr>
+        <w:spacing w:after="0"/>
+        <w:ind w:left="720"/>
+        <w:rPr>
+          <w:sz w:val="36"/>
+          <w:szCs w:val="36"/>
+        </w:rPr>
+      </w:pPr>
+    </w:p>
+    <w:p>
+      <w:pPr>
+        <w:spacing w:after="0"/>
+        <w:ind w:left="720"/>
+        <w:rPr>
+          <w:sz w:val="36"/>
+          <w:szCs w:val="36"/>
+        </w:rPr>
+      </w:pPr>
+    </w:p>
+    <w:p>
+      <w:pPr>
         <w:numPr>
           <w:ilvl w:val="0"/>
           <w:numId w:val="13"/>
         </w:numPr>
+        <w:spacing w:after="0"/>
         <w:rPr>
           <w:sz w:val="36"/>
           <w:szCs w:val="36"/>
@@ -1468,7 +1497,7 @@
           <w:sz w:val="36"/>
           <w:szCs w:val="36"/>
         </w:rPr>
-        <w:t>3</w:t>
+        <w:t>2</w:t>
       </w:r>
       <w:r>
         <w:rPr>
@@ -1484,7 +1513,7 @@
           <w:sz w:val="36"/>
           <w:szCs w:val="36"/>
         </w:rPr>
-        <w:t>Create Container App</w:t>
+        <w:t>Create Container Apps environment</w:t>
       </w:r>
       <w:r>
         <w:rPr>
@@ -1496,6 +1525,7 @@
     </w:p>
     <w:p>
       <w:pPr>
+        <w:spacing w:after="0"/>
         <w:ind w:left="720"/>
         <w:rPr>
           <w:sz w:val="36"/>
@@ -1507,12 +1537,11 @@
           <w:sz w:val="36"/>
           <w:szCs w:val="36"/>
         </w:rPr>
-        <w:lastRenderedPageBreak/>
         <w:drawing>
-          <wp:inline distT="0" distB="0" distL="0" distR="0" wp14:anchorId="61688F65" wp14:editId="0351FCF2">
-            <wp:extent cx="5654530" cy="4854361"/>
-            <wp:effectExtent l="0" t="0" r="3810" b="3810"/>
-            <wp:docPr id="711547840" name="Picture 1"/>
+          <wp:inline distT="0" distB="0" distL="0" distR="0" wp14:anchorId="328CAF5B" wp14:editId="5A30058E">
+            <wp:extent cx="4915326" cy="358171"/>
+            <wp:effectExtent l="0" t="0" r="0" b="3810"/>
+            <wp:docPr id="808009789" name="Picture 1"/>
             <wp:cNvGraphicFramePr>
               <a:graphicFrameLocks xmlns:a="http://schemas.openxmlformats.org/drawingml/2006/main" noChangeAspect="1"/>
             </wp:cNvGraphicFramePr>
@@ -1520,7 +1549,7 @@
               <a:graphicData uri="http://schemas.openxmlformats.org/drawingml/2006/picture">
                 <pic:pic xmlns:pic="http://schemas.openxmlformats.org/drawingml/2006/picture">
                   <pic:nvPicPr>
-                    <pic:cNvPr id="711547840" name=""/>
+                    <pic:cNvPr id="808009789" name=""/>
                     <pic:cNvPicPr/>
                   </pic:nvPicPr>
                   <pic:blipFill>
@@ -1532,7 +1561,7 @@
                   <pic:spPr>
                     <a:xfrm>
                       <a:off x="0" y="0"/>
-                      <a:ext cx="5654530" cy="4854361"/>
+                      <a:ext cx="4915326" cy="358171"/>
                     </a:xfrm>
                     <a:prstGeom prst="rect">
                       <a:avLst/>
@@ -1547,24 +1576,162 @@
     </w:p>
     <w:p>
       <w:pPr>
+        <w:spacing w:after="0"/>
         <w:ind w:left="720"/>
         <w:rPr>
           <w:sz w:val="36"/>
           <w:szCs w:val="36"/>
         </w:rPr>
       </w:pPr>
-    </w:p>
-    <w:p>
-      <w:pPr>
+      <w:r>
+        <w:rPr>
+          <w:sz w:val="36"/>
+          <w:szCs w:val="36"/>
+        </w:rPr>
+        <w:lastRenderedPageBreak/>
+        <w:drawing>
+          <wp:inline distT="0" distB="0" distL="0" distR="0" wp14:anchorId="6E0BEBA0" wp14:editId="5A5B4026">
+            <wp:extent cx="4915326" cy="1470787"/>
+            <wp:effectExtent l="0" t="0" r="0" b="0"/>
+            <wp:docPr id="692648053" name="Picture 1"/>
+            <wp:cNvGraphicFramePr>
+              <a:graphicFrameLocks xmlns:a="http://schemas.openxmlformats.org/drawingml/2006/main" noChangeAspect="1"/>
+            </wp:cNvGraphicFramePr>
+            <a:graphic xmlns:a="http://schemas.openxmlformats.org/drawingml/2006/main">
+              <a:graphicData uri="http://schemas.openxmlformats.org/drawingml/2006/picture">
+                <pic:pic xmlns:pic="http://schemas.openxmlformats.org/drawingml/2006/picture">
+                  <pic:nvPicPr>
+                    <pic:cNvPr id="692648053" name=""/>
+                    <pic:cNvPicPr/>
+                  </pic:nvPicPr>
+                  <pic:blipFill>
+                    <a:blip r:embed="rId14"/>
+                    <a:stretch>
+                      <a:fillRect/>
+                    </a:stretch>
+                  </pic:blipFill>
+                  <pic:spPr>
+                    <a:xfrm>
+                      <a:off x="0" y="0"/>
+                      <a:ext cx="4915326" cy="1470787"/>
+                    </a:xfrm>
+                    <a:prstGeom prst="rect">
+                      <a:avLst/>
+                    </a:prstGeom>
+                  </pic:spPr>
+                </pic:pic>
+              </a:graphicData>
+            </a:graphic>
+          </wp:inline>
+        </w:drawing>
+      </w:r>
+    </w:p>
+    <w:p>
+      <w:pPr>
+        <w:numPr>
+          <w:ilvl w:val="0"/>
+          <w:numId w:val="13"/>
+        </w:numPr>
+        <w:spacing w:after="0"/>
+        <w:rPr>
+          <w:sz w:val="36"/>
+          <w:szCs w:val="36"/>
+        </w:rPr>
+      </w:pPr>
+      <w:r>
+        <w:rPr>
+          <w:sz w:val="36"/>
+          <w:szCs w:val="36"/>
+        </w:rPr>
+        <w:t>When the previous operation is finished, enter </w:t>
+      </w:r>
+      <w:r>
+        <w:rPr>
+          <w:b/>
+          <w:bCs/>
+          <w:sz w:val="36"/>
+          <w:szCs w:val="36"/>
+        </w:rPr>
+        <w:t>3</w:t>
+      </w:r>
+      <w:r>
+        <w:rPr>
+          <w:sz w:val="36"/>
+          <w:szCs w:val="36"/>
+        </w:rPr>
+        <w:t> to launch </w:t>
+      </w:r>
+      <w:r>
+        <w:rPr>
+          <w:b/>
+          <w:bCs/>
+          <w:sz w:val="36"/>
+          <w:szCs w:val="36"/>
+        </w:rPr>
+        <w:t>Create Container App</w:t>
+      </w:r>
+      <w:r>
+        <w:rPr>
+          <w:sz w:val="36"/>
+          <w:szCs w:val="36"/>
+        </w:rPr>
+        <w:t>.</w:t>
+      </w:r>
+    </w:p>
+    <w:p>
+      <w:pPr>
+        <w:spacing w:after="0"/>
         <w:ind w:left="720"/>
         <w:rPr>
           <w:sz w:val="36"/>
           <w:szCs w:val="36"/>
         </w:rPr>
       </w:pPr>
-    </w:p>
-    <w:p>
-      <w:pPr>
+      <w:r>
+        <w:rPr>
+          <w:sz w:val="36"/>
+          <w:szCs w:val="36"/>
+        </w:rPr>
+        <w:drawing>
+          <wp:inline distT="0" distB="0" distL="0" distR="0" wp14:anchorId="5ADD806C" wp14:editId="7E949CB3">
+            <wp:extent cx="4816257" cy="358171"/>
+            <wp:effectExtent l="0" t="0" r="3810" b="3810"/>
+            <wp:docPr id="1419012910" name="Picture 1"/>
+            <wp:cNvGraphicFramePr>
+              <a:graphicFrameLocks xmlns:a="http://schemas.openxmlformats.org/drawingml/2006/main" noChangeAspect="1"/>
+            </wp:cNvGraphicFramePr>
+            <a:graphic xmlns:a="http://schemas.openxmlformats.org/drawingml/2006/main">
+              <a:graphicData uri="http://schemas.openxmlformats.org/drawingml/2006/picture">
+                <pic:pic xmlns:pic="http://schemas.openxmlformats.org/drawingml/2006/picture">
+                  <pic:nvPicPr>
+                    <pic:cNvPr id="1419012910" name=""/>
+                    <pic:cNvPicPr/>
+                  </pic:nvPicPr>
+                  <pic:blipFill>
+                    <a:blip r:embed="rId15"/>
+                    <a:stretch>
+                      <a:fillRect/>
+                    </a:stretch>
+                  </pic:blipFill>
+                  <pic:spPr>
+                    <a:xfrm>
+                      <a:off x="0" y="0"/>
+                      <a:ext cx="4816257" cy="358171"/>
+                    </a:xfrm>
+                    <a:prstGeom prst="rect">
+                      <a:avLst/>
+                    </a:prstGeom>
+                  </pic:spPr>
+                </pic:pic>
+              </a:graphicData>
+            </a:graphic>
+          </wp:inline>
+        </w:drawing>
+      </w:r>
+    </w:p>
+    <w:p>
+      <w:pPr>
+        <w:spacing w:after="0"/>
         <w:ind w:left="720"/>
         <w:rPr>
           <w:sz w:val="36"/>
@@ -1573,6 +1740,78 @@
       </w:pPr>
       <w:r>
         <w:rPr>
+          <w:sz w:val="36"/>
+          <w:szCs w:val="36"/>
+        </w:rPr>
+        <w:drawing>
+          <wp:inline distT="0" distB="0" distL="0" distR="0" wp14:anchorId="746E59CF" wp14:editId="48784FD6">
+            <wp:extent cx="5425910" cy="2575783"/>
+            <wp:effectExtent l="0" t="0" r="3810" b="0"/>
+            <wp:docPr id="1638916344" name="Picture 1"/>
+            <wp:cNvGraphicFramePr>
+              <a:graphicFrameLocks xmlns:a="http://schemas.openxmlformats.org/drawingml/2006/main" noChangeAspect="1"/>
+            </wp:cNvGraphicFramePr>
+            <a:graphic xmlns:a="http://schemas.openxmlformats.org/drawingml/2006/main">
+              <a:graphicData uri="http://schemas.openxmlformats.org/drawingml/2006/picture">
+                <pic:pic xmlns:pic="http://schemas.openxmlformats.org/drawingml/2006/picture">
+                  <pic:nvPicPr>
+                    <pic:cNvPr id="1638916344" name=""/>
+                    <pic:cNvPicPr/>
+                  </pic:nvPicPr>
+                  <pic:blipFill>
+                    <a:blip r:embed="rId16"/>
+                    <a:stretch>
+                      <a:fillRect/>
+                    </a:stretch>
+                  </pic:blipFill>
+                  <pic:spPr>
+                    <a:xfrm>
+                      <a:off x="0" y="0"/>
+                      <a:ext cx="5425910" cy="2575783"/>
+                    </a:xfrm>
+                    <a:prstGeom prst="rect">
+                      <a:avLst/>
+                    </a:prstGeom>
+                  </pic:spPr>
+                </pic:pic>
+              </a:graphicData>
+            </a:graphic>
+          </wp:inline>
+        </w:drawing>
+      </w:r>
+    </w:p>
+    <w:p>
+      <w:pPr>
+        <w:spacing w:after="0"/>
+        <w:ind w:left="720"/>
+        <w:rPr>
+          <w:sz w:val="36"/>
+          <w:szCs w:val="36"/>
+        </w:rPr>
+      </w:pPr>
+    </w:p>
+    <w:p>
+      <w:pPr>
+        <w:spacing w:after="0"/>
+        <w:ind w:left="720"/>
+        <w:rPr>
+          <w:sz w:val="36"/>
+          <w:szCs w:val="36"/>
+        </w:rPr>
+      </w:pPr>
+    </w:p>
+    <w:p>
+      <w:pPr>
+        <w:spacing w:after="0"/>
+        <w:ind w:left="720"/>
+        <w:rPr>
+          <w:sz w:val="36"/>
+          <w:szCs w:val="36"/>
+        </w:rPr>
+      </w:pPr>
+      <w:r>
+        <w:rPr>
+          <w:noProof/>
           <w:sz w:val="36"/>
           <w:szCs w:val="36"/>
         </w:rPr>
@@ -1593,7 +1832,7 @@
                     <pic:cNvPicPr/>
                   </pic:nvPicPr>
                   <pic:blipFill>
-                    <a:blip r:embed="rId14"/>
+                    <a:blip r:embed="rId17"/>
                     <a:stretch>
                       <a:fillRect/>
                     </a:stretch>
@@ -1616,6 +1855,7 @@
     </w:p>
     <w:p>
       <w:pPr>
+        <w:spacing w:after="0"/>
         <w:rPr>
           <w:sz w:val="36"/>
           <w:szCs w:val="36"/>
@@ -1676,13 +1916,15 @@
     </w:p>
     <w:p>
       <w:pPr>
-        <w:rPr>
-          <w:sz w:val="36"/>
-          <w:szCs w:val="36"/>
-        </w:rPr>
-      </w:pPr>
-      <w:r>
-        <w:rPr>
+        <w:spacing w:after="0"/>
+        <w:rPr>
+          <w:sz w:val="36"/>
+          <w:szCs w:val="36"/>
+        </w:rPr>
+      </w:pPr>
+      <w:r>
+        <w:rPr>
+          <w:noProof/>
           <w:sz w:val="36"/>
           <w:szCs w:val="36"/>
         </w:rPr>
@@ -1702,7 +1944,7 @@
                     <pic:cNvPicPr/>
                   </pic:nvPicPr>
                   <pic:blipFill>
-                    <a:blip r:embed="rId15"/>
+                    <a:blip r:embed="rId18"/>
                     <a:stretch>
                       <a:fillRect/>
                     </a:stretch>
@@ -1725,49 +1967,53 @@
     </w:p>
     <w:p>
       <w:pPr>
-        <w:rPr>
-          <w:sz w:val="36"/>
-          <w:szCs w:val="36"/>
-        </w:rPr>
-      </w:pPr>
-    </w:p>
-    <w:p>
-      <w:pPr>
-        <w:rPr>
-          <w:sz w:val="36"/>
-          <w:szCs w:val="36"/>
-        </w:rPr>
-      </w:pPr>
-    </w:p>
-    <w:p>
-      <w:pPr>
-        <w:rPr>
-          <w:sz w:val="36"/>
-          <w:szCs w:val="36"/>
-        </w:rPr>
-      </w:pPr>
-    </w:p>
-    <w:p>
-      <w:pPr>
-        <w:rPr>
-          <w:sz w:val="36"/>
-          <w:szCs w:val="36"/>
-        </w:rPr>
-      </w:pPr>
-    </w:p>
-    <w:p>
-      <w:pPr>
-        <w:rPr>
-          <w:sz w:val="36"/>
-          <w:szCs w:val="36"/>
-        </w:rPr>
-      </w:pPr>
-      <w:r>
-        <w:rPr>
-          <w:sz w:val="36"/>
-          <w:szCs w:val="36"/>
-        </w:rPr>
-        <w:lastRenderedPageBreak/>
+        <w:spacing w:after="0"/>
+        <w:rPr>
+          <w:sz w:val="36"/>
+          <w:szCs w:val="36"/>
+        </w:rPr>
+      </w:pPr>
+    </w:p>
+    <w:p>
+      <w:pPr>
+        <w:spacing w:after="0"/>
+        <w:rPr>
+          <w:sz w:val="36"/>
+          <w:szCs w:val="36"/>
+        </w:rPr>
+      </w:pPr>
+    </w:p>
+    <w:p>
+      <w:pPr>
+        <w:spacing w:after="0"/>
+        <w:rPr>
+          <w:sz w:val="36"/>
+          <w:szCs w:val="36"/>
+        </w:rPr>
+      </w:pPr>
+    </w:p>
+    <w:p>
+      <w:pPr>
+        <w:spacing w:after="0"/>
+        <w:rPr>
+          <w:sz w:val="36"/>
+          <w:szCs w:val="36"/>
+        </w:rPr>
+      </w:pPr>
+    </w:p>
+    <w:p>
+      <w:pPr>
+        <w:spacing w:after="0"/>
+        <w:rPr>
+          <w:sz w:val="36"/>
+          <w:szCs w:val="36"/>
+        </w:rPr>
+      </w:pPr>
+      <w:r>
+        <w:rPr>
+          <w:sz w:val="36"/>
+          <w:szCs w:val="36"/>
+        </w:rPr>
         <w:t xml:space="preserve">File: </w:t>
       </w:r>
       <w:proofErr w:type="gramStart"/>
@@ -1884,6 +2130,7 @@
           <w:sz w:val="16"/>
           <w:szCs w:val="16"/>
         </w:rPr>
+        <w:lastRenderedPageBreak/>
         <w:t>$</w:t>
       </w:r>
       <w:proofErr w:type="spellStart"/>
@@ -2089,6 +2336,7 @@
     </w:p>
     <w:p>
       <w:pPr>
+        <w:spacing w:after="0"/>
         <w:rPr>
           <w:sz w:val="36"/>
           <w:szCs w:val="36"/>
@@ -2101,6 +2349,7 @@
           <w:ilvl w:val="0"/>
           <w:numId w:val="13"/>
         </w:numPr>
+        <w:spacing w:after="0"/>
         <w:rPr>
           <w:sz w:val="36"/>
           <w:szCs w:val="36"/>
@@ -2136,6 +2385,7 @@
           <w:ilvl w:val="0"/>
           <w:numId w:val="13"/>
         </w:numPr>
+        <w:spacing w:after="0"/>
         <w:rPr>
           <w:sz w:val="36"/>
           <w:szCs w:val="36"/>
@@ -2151,6 +2401,7 @@
     </w:p>
     <w:p>
       <w:pPr>
+        <w:spacing w:after="0"/>
         <w:rPr>
           <w:sz w:val="36"/>
           <w:szCs w:val="36"/>
@@ -2168,6 +2419,7 @@
     </w:p>
     <w:p>
       <w:pPr>
+        <w:spacing w:after="0"/>
         <w:rPr>
           <w:sz w:val="36"/>
           <w:szCs w:val="36"/>
@@ -2185,6 +2437,7 @@
     </w:p>
     <w:p>
       <w:pPr>
+        <w:spacing w:after="0"/>
         <w:rPr>
           <w:sz w:val="36"/>
           <w:szCs w:val="36"/>
@@ -2202,6 +2455,7 @@
     </w:p>
     <w:p>
       <w:pPr>
+        <w:spacing w:after="0"/>
         <w:rPr>
           <w:sz w:val="36"/>
           <w:szCs w:val="36"/>
@@ -2219,6 +2473,7 @@
     </w:p>
     <w:p>
       <w:pPr>
+        <w:spacing w:after="0"/>
         <w:rPr>
           <w:sz w:val="36"/>
           <w:szCs w:val="36"/>
@@ -2236,6 +2491,7 @@
     </w:p>
     <w:p>
       <w:pPr>
+        <w:spacing w:after="0"/>
         <w:rPr>
           <w:sz w:val="36"/>
           <w:szCs w:val="36"/>
@@ -2260,21 +2516,24 @@
     </w:p>
     <w:p>
       <w:pPr>
-        <w:rPr>
-          <w:sz w:val="36"/>
-          <w:szCs w:val="36"/>
-        </w:rPr>
-      </w:pPr>
-    </w:p>
-    <w:p>
-      <w:pPr>
-        <w:rPr>
-          <w:sz w:val="36"/>
-          <w:szCs w:val="36"/>
-        </w:rPr>
-      </w:pPr>
-      <w:r>
-        <w:rPr>
+        <w:spacing w:after="0"/>
+        <w:rPr>
+          <w:sz w:val="36"/>
+          <w:szCs w:val="36"/>
+        </w:rPr>
+      </w:pPr>
+    </w:p>
+    <w:p>
+      <w:pPr>
+        <w:spacing w:after="0"/>
+        <w:rPr>
+          <w:sz w:val="36"/>
+          <w:szCs w:val="36"/>
+        </w:rPr>
+      </w:pPr>
+      <w:r>
+        <w:rPr>
+          <w:noProof/>
           <w:sz w:val="36"/>
           <w:szCs w:val="36"/>
         </w:rPr>
@@ -2294,7 +2553,7 @@
                     <pic:cNvPicPr/>
                   </pic:nvPicPr>
                   <pic:blipFill>
-                    <a:blip r:embed="rId16"/>
+                    <a:blip r:embed="rId19"/>
                     <a:stretch>
                       <a:fillRect/>
                     </a:stretch>
@@ -2317,17 +2576,18 @@
     </w:p>
     <w:p>
       <w:pPr>
-        <w:rPr>
-          <w:sz w:val="36"/>
-          <w:szCs w:val="36"/>
-        </w:rPr>
-      </w:pPr>
-      <w:r>
-        <w:rPr>
-          <w:sz w:val="36"/>
-          <w:szCs w:val="36"/>
-        </w:rPr>
-        <w:lastRenderedPageBreak/>
+        <w:spacing w:after="0"/>
+        <w:rPr>
+          <w:sz w:val="36"/>
+          <w:szCs w:val="36"/>
+        </w:rPr>
+      </w:pPr>
+      <w:r>
+        <w:rPr>
+          <w:noProof/>
+          <w:sz w:val="36"/>
+          <w:szCs w:val="36"/>
+        </w:rPr>
         <w:drawing>
           <wp:inline distT="0" distB="0" distL="0" distR="0" wp14:anchorId="777B4211" wp14:editId="4EA27C56">
             <wp:extent cx="4618120" cy="472481"/>
@@ -2344,7 +2604,7 @@
                     <pic:cNvPicPr/>
                   </pic:nvPicPr>
                   <pic:blipFill>
-                    <a:blip r:embed="rId17"/>
+                    <a:blip r:embed="rId20"/>
                     <a:stretch>
                       <a:fillRect/>
                     </a:stretch>
@@ -2367,6 +2627,7 @@
     </w:p>
     <w:p>
       <w:pPr>
+        <w:spacing w:after="0"/>
         <w:rPr>
           <w:sz w:val="36"/>
           <w:szCs w:val="36"/>
@@ -2379,6 +2640,7 @@
           <w:ilvl w:val="0"/>
           <w:numId w:val="13"/>
         </w:numPr>
+        <w:spacing w:after="0"/>
         <w:rPr>
           <w:sz w:val="36"/>
           <w:szCs w:val="36"/>
@@ -2394,6 +2656,7 @@
     </w:p>
     <w:p>
       <w:pPr>
+        <w:spacing w:after="0"/>
         <w:rPr>
           <w:sz w:val="36"/>
           <w:szCs w:val="36"/>
@@ -2411,6 +2674,7 @@
     </w:p>
     <w:p>
       <w:pPr>
+        <w:spacing w:after="0"/>
         <w:rPr>
           <w:sz w:val="36"/>
           <w:szCs w:val="36"/>
@@ -2428,6 +2692,7 @@
     </w:p>
     <w:p>
       <w:pPr>
+        <w:spacing w:after="0"/>
         <w:rPr>
           <w:sz w:val="36"/>
           <w:szCs w:val="36"/>
@@ -2459,6 +2724,7 @@
     </w:p>
     <w:p>
       <w:pPr>
+        <w:spacing w:after="0"/>
         <w:rPr>
           <w:sz w:val="36"/>
           <w:szCs w:val="36"/>
@@ -2471,11 +2737,13 @@
           <w:sz w:val="36"/>
           <w:szCs w:val="36"/>
         </w:rPr>
+        <w:lastRenderedPageBreak/>
         <w:t>PowerShell</w:t>
       </w:r>
     </w:p>
     <w:p>
       <w:pPr>
+        <w:spacing w:after="0"/>
         <w:rPr>
           <w:sz w:val="36"/>
           <w:szCs w:val="36"/>
@@ -2493,6 +2761,7 @@
     </w:p>
     <w:p>
       <w:pPr>
+        <w:spacing w:after="0"/>
         <w:rPr>
           <w:sz w:val="36"/>
           <w:szCs w:val="36"/>
@@ -2540,13 +2809,15 @@
     </w:p>
     <w:p>
       <w:pPr>
-        <w:rPr>
-          <w:sz w:val="36"/>
-          <w:szCs w:val="36"/>
-        </w:rPr>
-      </w:pPr>
-      <w:r>
-        <w:rPr>
+        <w:spacing w:after="0"/>
+        <w:rPr>
+          <w:sz w:val="36"/>
+          <w:szCs w:val="36"/>
+        </w:rPr>
+      </w:pPr>
+      <w:r>
+        <w:rPr>
+          <w:noProof/>
           <w:sz w:val="36"/>
           <w:szCs w:val="36"/>
         </w:rPr>
@@ -2566,7 +2837,7 @@
                     <pic:cNvPicPr/>
                   </pic:nvPicPr>
                   <pic:blipFill>
-                    <a:blip r:embed="rId18"/>
+                    <a:blip r:embed="rId21"/>
                     <a:stretch>
                       <a:fillRect/>
                     </a:stretch>
@@ -2589,6 +2860,7 @@
     </w:p>
     <w:p>
       <w:pPr>
+        <w:spacing w:after="0"/>
         <w:rPr>
           <w:sz w:val="36"/>
           <w:szCs w:val="36"/>
@@ -2600,10 +2872,10 @@
           <w:szCs w:val="36"/>
         </w:rPr>
         <w:drawing>
-          <wp:inline distT="0" distB="0" distL="0" distR="0" wp14:anchorId="2B11160D" wp14:editId="3E19FF3B">
-            <wp:extent cx="5943600" cy="1941195"/>
-            <wp:effectExtent l="0" t="0" r="0" b="1905"/>
-            <wp:docPr id="480704877" name="Picture 1"/>
+          <wp:inline distT="0" distB="0" distL="0" distR="0" wp14:anchorId="65F5DCD0" wp14:editId="661BFE28">
+            <wp:extent cx="5943600" cy="1760855"/>
+            <wp:effectExtent l="0" t="0" r="0" b="0"/>
+            <wp:docPr id="1322671490" name="Picture 1"/>
             <wp:cNvGraphicFramePr>
               <a:graphicFrameLocks xmlns:a="http://schemas.openxmlformats.org/drawingml/2006/main" noChangeAspect="1"/>
             </wp:cNvGraphicFramePr>
@@ -2611,11 +2883,11 @@
               <a:graphicData uri="http://schemas.openxmlformats.org/drawingml/2006/picture">
                 <pic:pic xmlns:pic="http://schemas.openxmlformats.org/drawingml/2006/picture">
                   <pic:nvPicPr>
-                    <pic:cNvPr id="480704877" name=""/>
+                    <pic:cNvPr id="1322671490" name=""/>
                     <pic:cNvPicPr/>
                   </pic:nvPicPr>
                   <pic:blipFill>
-                    <a:blip r:embed="rId19"/>
+                    <a:blip r:embed="rId22"/>
                     <a:stretch>
                       <a:fillRect/>
                     </a:stretch>
@@ -2623,7 +2895,7 @@
                   <pic:spPr>
                     <a:xfrm>
                       <a:off x="0" y="0"/>
-                      <a:ext cx="5943600" cy="1941195"/>
+                      <a:ext cx="5943600" cy="1760855"/>
                     </a:xfrm>
                     <a:prstGeom prst="rect">
                       <a:avLst/>
@@ -2638,6 +2910,7 @@
     </w:p>
     <w:p>
       <w:pPr>
+        <w:spacing w:after="0"/>
         <w:rPr>
           <w:sz w:val="36"/>
           <w:szCs w:val="36"/>
@@ -2662,38 +2935,43 @@
     </w:p>
     <w:p>
       <w:pPr>
-        <w:rPr>
-          <w:sz w:val="36"/>
-          <w:szCs w:val="36"/>
-        </w:rPr>
-      </w:pPr>
-      <w:r>
-        <w:rPr>
-          <w:sz w:val="36"/>
-          <w:szCs w:val="36"/>
-        </w:rPr>
-        <w:lastRenderedPageBreak/>
-        <w:t>Configure autoscaling</w:t>
-      </w:r>
-    </w:p>
-    <w:p>
-      <w:pPr>
-        <w:rPr>
-          <w:sz w:val="36"/>
-          <w:szCs w:val="36"/>
-        </w:rPr>
-      </w:pPr>
-      <w:r>
-        <w:rPr>
-          <w:sz w:val="36"/>
-          <w:szCs w:val="36"/>
-        </w:rPr>
-        <w:t>In this section you configure an HTTP scale rule that triggers scaling based on </w:t>
-      </w:r>
-      <w:r>
+        <w:spacing w:after="0"/>
         <w:rPr>
           <w:b/>
           <w:bCs/>
+          <w:sz w:val="32"/>
+          <w:szCs w:val="32"/>
+        </w:rPr>
+      </w:pPr>
+      <w:r>
+        <w:rPr>
+          <w:b/>
+          <w:bCs/>
+          <w:sz w:val="32"/>
+          <w:szCs w:val="32"/>
+        </w:rPr>
+        <w:t>Configure autoscaling</w:t>
+      </w:r>
+    </w:p>
+    <w:p>
+      <w:pPr>
+        <w:spacing w:after="0"/>
+        <w:rPr>
+          <w:sz w:val="36"/>
+          <w:szCs w:val="36"/>
+        </w:rPr>
+      </w:pPr>
+      <w:r>
+        <w:rPr>
+          <w:sz w:val="36"/>
+          <w:szCs w:val="36"/>
+        </w:rPr>
+        <w:t>In this section you configure an HTTP scale rule that triggers scaling based on </w:t>
+      </w:r>
+      <w:r>
+        <w:rPr>
+          <w:b/>
+          <w:bCs/>
           <w:sz w:val="36"/>
           <w:szCs w:val="36"/>
         </w:rPr>
@@ -2709,6 +2987,7 @@
     </w:p>
     <w:p>
       <w:pPr>
+        <w:spacing w:after="0"/>
         <w:rPr>
           <w:sz w:val="36"/>
           <w:szCs w:val="36"/>
@@ -2753,6 +3032,7 @@
           <w:ilvl w:val="0"/>
           <w:numId w:val="14"/>
         </w:numPr>
+        <w:spacing w:after="0"/>
         <w:rPr>
           <w:sz w:val="36"/>
           <w:szCs w:val="36"/>
@@ -2768,6 +3048,7 @@
     </w:p>
     <w:p>
       <w:pPr>
+        <w:spacing w:after="0"/>
         <w:rPr>
           <w:sz w:val="36"/>
           <w:szCs w:val="36"/>
@@ -2780,11 +3061,13 @@
           <w:sz w:val="36"/>
           <w:szCs w:val="36"/>
         </w:rPr>
+        <w:lastRenderedPageBreak/>
         <w:t>Bash</w:t>
       </w:r>
     </w:p>
     <w:p>
       <w:pPr>
+        <w:spacing w:after="0"/>
         <w:rPr>
           <w:sz w:val="36"/>
           <w:szCs w:val="36"/>
@@ -2802,6 +3085,7 @@
     </w:p>
     <w:p>
       <w:pPr>
+        <w:spacing w:after="0"/>
         <w:rPr>
           <w:sz w:val="36"/>
           <w:szCs w:val="36"/>
@@ -2842,6 +3126,7 @@
     </w:p>
     <w:p>
       <w:pPr>
+        <w:spacing w:after="0"/>
         <w:rPr>
           <w:sz w:val="36"/>
           <w:szCs w:val="36"/>
@@ -2857,6 +3142,7 @@
     </w:p>
     <w:p>
       <w:pPr>
+        <w:spacing w:after="0"/>
         <w:rPr>
           <w:sz w:val="36"/>
           <w:szCs w:val="36"/>
@@ -2872,6 +3158,7 @@
     </w:p>
     <w:p>
       <w:pPr>
+        <w:spacing w:after="0"/>
         <w:rPr>
           <w:sz w:val="36"/>
           <w:szCs w:val="36"/>
@@ -2887,6 +3174,7 @@
     </w:p>
     <w:p>
       <w:pPr>
+        <w:spacing w:after="0"/>
         <w:rPr>
           <w:sz w:val="36"/>
           <w:szCs w:val="36"/>
@@ -2902,6 +3190,7 @@
     </w:p>
     <w:p>
       <w:pPr>
+        <w:spacing w:after="0"/>
         <w:rPr>
           <w:sz w:val="36"/>
           <w:szCs w:val="36"/>
@@ -2917,6 +3206,7 @@
     </w:p>
     <w:p>
       <w:pPr>
+        <w:spacing w:after="0"/>
         <w:rPr>
           <w:sz w:val="36"/>
           <w:szCs w:val="36"/>
@@ -2932,6 +3222,7 @@
     </w:p>
     <w:p>
       <w:pPr>
+        <w:spacing w:after="0"/>
         <w:rPr>
           <w:sz w:val="36"/>
           <w:szCs w:val="36"/>
@@ -2947,6 +3238,7 @@
     </w:p>
     <w:p>
       <w:pPr>
+        <w:spacing w:after="0"/>
         <w:rPr>
           <w:sz w:val="36"/>
           <w:szCs w:val="36"/>
@@ -2959,12 +3251,12 @@
           <w:sz w:val="36"/>
           <w:szCs w:val="36"/>
         </w:rPr>
-        <w:lastRenderedPageBreak/>
         <w:t>PowerShell</w:t>
       </w:r>
     </w:p>
     <w:p>
       <w:pPr>
+        <w:spacing w:after="0"/>
         <w:rPr>
           <w:sz w:val="36"/>
           <w:szCs w:val="36"/>
@@ -3190,13 +3482,15 @@
     </w:p>
     <w:p>
       <w:pPr>
-        <w:rPr>
-          <w:sz w:val="36"/>
-          <w:szCs w:val="36"/>
-        </w:rPr>
-      </w:pPr>
-      <w:r>
-        <w:rPr>
+        <w:spacing w:after="0"/>
+        <w:rPr>
+          <w:sz w:val="36"/>
+          <w:szCs w:val="36"/>
+        </w:rPr>
+      </w:pPr>
+      <w:r>
+        <w:rPr>
+          <w:noProof/>
           <w:sz w:val="36"/>
           <w:szCs w:val="36"/>
         </w:rPr>
@@ -3216,7 +3510,7 @@
                     <pic:cNvPicPr/>
                   </pic:nvPicPr>
                   <pic:blipFill>
-                    <a:blip r:embed="rId20"/>
+                    <a:blip r:embed="rId23"/>
                     <a:stretch>
                       <a:fillRect/>
                     </a:stretch>
@@ -3239,53 +3533,12 @@
     </w:p>
     <w:p>
       <w:pPr>
-        <w:rPr>
-          <w:sz w:val="36"/>
-          <w:szCs w:val="36"/>
-        </w:rPr>
-      </w:pPr>
-      <w:r>
-        <w:rPr>
-          <w:sz w:val="36"/>
-          <w:szCs w:val="36"/>
-        </w:rPr>
-        <w:lastRenderedPageBreak/>
-        <w:drawing>
-          <wp:inline distT="0" distB="0" distL="0" distR="0" wp14:anchorId="52E53CC0" wp14:editId="76E2EE32">
-            <wp:extent cx="5943600" cy="5375275"/>
-            <wp:effectExtent l="0" t="0" r="0" b="0"/>
-            <wp:docPr id="227587514" name="Picture 1"/>
-            <wp:cNvGraphicFramePr>
-              <a:graphicFrameLocks xmlns:a="http://schemas.openxmlformats.org/drawingml/2006/main" noChangeAspect="1"/>
-            </wp:cNvGraphicFramePr>
-            <a:graphic xmlns:a="http://schemas.openxmlformats.org/drawingml/2006/main">
-              <a:graphicData uri="http://schemas.openxmlformats.org/drawingml/2006/picture">
-                <pic:pic xmlns:pic="http://schemas.openxmlformats.org/drawingml/2006/picture">
-                  <pic:nvPicPr>
-                    <pic:cNvPr id="227587514" name=""/>
-                    <pic:cNvPicPr/>
-                  </pic:nvPicPr>
-                  <pic:blipFill>
-                    <a:blip r:embed="rId21"/>
-                    <a:stretch>
-                      <a:fillRect/>
-                    </a:stretch>
-                  </pic:blipFill>
-                  <pic:spPr>
-                    <a:xfrm>
-                      <a:off x="0" y="0"/>
-                      <a:ext cx="5943600" cy="5375275"/>
-                    </a:xfrm>
-                    <a:prstGeom prst="rect">
-                      <a:avLst/>
-                    </a:prstGeom>
-                  </pic:spPr>
-                </pic:pic>
-              </a:graphicData>
-            </a:graphic>
-          </wp:inline>
-        </w:drawing>
-      </w:r>
+        <w:spacing w:after="0"/>
+        <w:rPr>
+          <w:sz w:val="36"/>
+          <w:szCs w:val="36"/>
+        </w:rPr>
+      </w:pPr>
     </w:p>
     <w:p>
       <w:pPr>
@@ -3293,16 +3546,18 @@
           <w:ilvl w:val="0"/>
           <w:numId w:val="14"/>
         </w:numPr>
-        <w:rPr>
-          <w:sz w:val="36"/>
-          <w:szCs w:val="36"/>
-        </w:rPr>
-      </w:pPr>
-      <w:r>
-        <w:rPr>
-          <w:sz w:val="36"/>
-          <w:szCs w:val="36"/>
-        </w:rPr>
+        <w:spacing w:after="0"/>
+        <w:rPr>
+          <w:sz w:val="36"/>
+          <w:szCs w:val="36"/>
+        </w:rPr>
+      </w:pPr>
+      <w:r>
+        <w:rPr>
+          <w:sz w:val="36"/>
+          <w:szCs w:val="36"/>
+        </w:rPr>
+        <w:lastRenderedPageBreak/>
         <w:t>Run the following command to verify the scale rule is configured. Look for the </w:t>
       </w:r>
       <w:r>
@@ -3392,6 +3647,7 @@
     </w:p>
     <w:p>
       <w:pPr>
+        <w:spacing w:after="0"/>
         <w:rPr>
           <w:sz w:val="36"/>
           <w:szCs w:val="36"/>
@@ -3409,6 +3665,7 @@
     </w:p>
     <w:p>
       <w:pPr>
+        <w:spacing w:after="0"/>
         <w:rPr>
           <w:sz w:val="36"/>
           <w:szCs w:val="36"/>
@@ -3426,6 +3683,7 @@
     </w:p>
     <w:p>
       <w:pPr>
+        <w:spacing w:after="0"/>
         <w:rPr>
           <w:sz w:val="36"/>
           <w:szCs w:val="36"/>
@@ -3466,6 +3724,7 @@
     </w:p>
     <w:p>
       <w:pPr>
+        <w:spacing w:after="0"/>
         <w:rPr>
           <w:sz w:val="36"/>
           <w:szCs w:val="36"/>
@@ -3481,22 +3740,23 @@
     </w:p>
     <w:p>
       <w:pPr>
-        <w:rPr>
-          <w:sz w:val="36"/>
-          <w:szCs w:val="36"/>
-        </w:rPr>
-      </w:pPr>
-      <w:r>
-        <w:rPr>
-          <w:sz w:val="36"/>
-          <w:szCs w:val="36"/>
-        </w:rPr>
-        <w:lastRenderedPageBreak/>
+        <w:spacing w:after="0"/>
+        <w:rPr>
+          <w:sz w:val="36"/>
+          <w:szCs w:val="36"/>
+        </w:rPr>
+      </w:pPr>
+      <w:r>
+        <w:rPr>
+          <w:sz w:val="36"/>
+          <w:szCs w:val="36"/>
+        </w:rPr>
         <w:t xml:space="preserve">    --resource-group $RESOURCE_GROUP \</w:t>
       </w:r>
     </w:p>
     <w:p>
       <w:pPr>
+        <w:spacing w:after="0"/>
         <w:rPr>
           <w:sz w:val="36"/>
           <w:szCs w:val="36"/>
@@ -3537,6 +3797,7 @@
     </w:p>
     <w:p>
       <w:pPr>
+        <w:spacing w:after="0"/>
         <w:rPr>
           <w:sz w:val="36"/>
           <w:szCs w:val="36"/>
@@ -3554,6 +3815,7 @@
     </w:p>
     <w:p>
       <w:pPr>
+        <w:spacing w:after="0"/>
         <w:rPr>
           <w:sz w:val="36"/>
           <w:szCs w:val="36"/>
@@ -3735,13 +3997,15 @@
     </w:p>
     <w:p>
       <w:pPr>
-        <w:rPr>
-          <w:sz w:val="36"/>
-          <w:szCs w:val="36"/>
-        </w:rPr>
-      </w:pPr>
-      <w:r>
-        <w:rPr>
+        <w:spacing w:after="0"/>
+        <w:rPr>
+          <w:sz w:val="36"/>
+          <w:szCs w:val="36"/>
+        </w:rPr>
+      </w:pPr>
+      <w:r>
+        <w:rPr>
+          <w:noProof/>
           <w:sz w:val="36"/>
           <w:szCs w:val="36"/>
         </w:rPr>
@@ -3761,7 +4025,7 @@
                     <pic:cNvPicPr/>
                   </pic:nvPicPr>
                   <pic:blipFill>
-                    <a:blip r:embed="rId22"/>
+                    <a:blip r:embed="rId24"/>
                     <a:stretch>
                       <a:fillRect/>
                     </a:stretch>
@@ -3784,6 +4048,7 @@
     </w:p>
     <w:p>
       <w:pPr>
+        <w:spacing w:after="0"/>
         <w:rPr>
           <w:sz w:val="36"/>
           <w:szCs w:val="36"/>
@@ -3795,10 +4060,10 @@
           <w:szCs w:val="36"/>
         </w:rPr>
         <w:drawing>
-          <wp:inline distT="0" distB="0" distL="0" distR="0" wp14:anchorId="34459B0C" wp14:editId="6D6F3761">
-            <wp:extent cx="5943600" cy="3603625"/>
+          <wp:inline distT="0" distB="0" distL="0" distR="0" wp14:anchorId="07D463A4" wp14:editId="1F61C302">
+            <wp:extent cx="5943600" cy="2041525"/>
             <wp:effectExtent l="0" t="0" r="0" b="0"/>
-            <wp:docPr id="1687820676" name="Picture 1"/>
+            <wp:docPr id="94493551" name="Picture 1"/>
             <wp:cNvGraphicFramePr>
               <a:graphicFrameLocks xmlns:a="http://schemas.openxmlformats.org/drawingml/2006/main" noChangeAspect="1"/>
             </wp:cNvGraphicFramePr>
@@ -3806,11 +4071,11 @@
               <a:graphicData uri="http://schemas.openxmlformats.org/drawingml/2006/picture">
                 <pic:pic xmlns:pic="http://schemas.openxmlformats.org/drawingml/2006/picture">
                   <pic:nvPicPr>
-                    <pic:cNvPr id="1687820676" name=""/>
+                    <pic:cNvPr id="94493551" name=""/>
                     <pic:cNvPicPr/>
                   </pic:nvPicPr>
                   <pic:blipFill>
-                    <a:blip r:embed="rId23"/>
+                    <a:blip r:embed="rId25"/>
                     <a:stretch>
                       <a:fillRect/>
                     </a:stretch>
@@ -3818,7 +4083,7 @@
                   <pic:spPr>
                     <a:xfrm>
                       <a:off x="0" y="0"/>
-                      <a:ext cx="5943600" cy="3603625"/>
+                      <a:ext cx="5943600" cy="2041525"/>
                     </a:xfrm>
                     <a:prstGeom prst="rect">
                       <a:avLst/>
@@ -3833,14 +4098,76 @@
     </w:p>
     <w:p>
       <w:pPr>
-        <w:rPr>
-          <w:sz w:val="36"/>
-          <w:szCs w:val="36"/>
-        </w:rPr>
-      </w:pPr>
-    </w:p>
-    <w:p>
-      <w:pPr>
+        <w:spacing w:after="0"/>
+        <w:rPr>
+          <w:sz w:val="36"/>
+          <w:szCs w:val="36"/>
+        </w:rPr>
+      </w:pPr>
+      <w:r>
+        <w:rPr>
+          <w:sz w:val="36"/>
+          <w:szCs w:val="36"/>
+        </w:rPr>
+        <w:lastRenderedPageBreak/>
+        <w:drawing>
+          <wp:inline distT="0" distB="0" distL="0" distR="0" wp14:anchorId="2E1A1A63" wp14:editId="3A730DA6">
+            <wp:extent cx="5387807" cy="1981372"/>
+            <wp:effectExtent l="0" t="0" r="3810" b="0"/>
+            <wp:docPr id="454843771" name="Picture 1"/>
+            <wp:cNvGraphicFramePr>
+              <a:graphicFrameLocks xmlns:a="http://schemas.openxmlformats.org/drawingml/2006/main" noChangeAspect="1"/>
+            </wp:cNvGraphicFramePr>
+            <a:graphic xmlns:a="http://schemas.openxmlformats.org/drawingml/2006/main">
+              <a:graphicData uri="http://schemas.openxmlformats.org/drawingml/2006/picture">
+                <pic:pic xmlns:pic="http://schemas.openxmlformats.org/drawingml/2006/picture">
+                  <pic:nvPicPr>
+                    <pic:cNvPr id="454843771" name=""/>
+                    <pic:cNvPicPr/>
+                  </pic:nvPicPr>
+                  <pic:blipFill>
+                    <a:blip r:embed="rId26"/>
+                    <a:stretch>
+                      <a:fillRect/>
+                    </a:stretch>
+                  </pic:blipFill>
+                  <pic:spPr>
+                    <a:xfrm>
+                      <a:off x="0" y="0"/>
+                      <a:ext cx="5387807" cy="1981372"/>
+                    </a:xfrm>
+                    <a:prstGeom prst="rect">
+                      <a:avLst/>
+                    </a:prstGeom>
+                  </pic:spPr>
+                </pic:pic>
+              </a:graphicData>
+            </a:graphic>
+          </wp:inline>
+        </w:drawing>
+      </w:r>
+    </w:p>
+    <w:p>
+      <w:pPr>
+        <w:spacing w:after="0"/>
+        <w:rPr>
+          <w:sz w:val="36"/>
+          <w:szCs w:val="36"/>
+        </w:rPr>
+      </w:pPr>
+    </w:p>
+    <w:p>
+      <w:pPr>
+        <w:spacing w:after="0"/>
+        <w:rPr>
+          <w:sz w:val="36"/>
+          <w:szCs w:val="36"/>
+        </w:rPr>
+      </w:pPr>
+    </w:p>
+    <w:p>
+      <w:pPr>
+        <w:spacing w:after="0"/>
         <w:rPr>
           <w:b/>
           <w:bCs/>
@@ -3855,12 +4182,12 @@
           <w:sz w:val="32"/>
           <w:szCs w:val="32"/>
         </w:rPr>
-        <w:lastRenderedPageBreak/>
         <w:t>Generate load and observe scaling</w:t>
       </w:r>
     </w:p>
     <w:p>
       <w:pPr>
+        <w:spacing w:after="0"/>
         <w:rPr>
           <w:sz w:val="36"/>
           <w:szCs w:val="36"/>
@@ -3880,6 +4207,7 @@
           <w:ilvl w:val="0"/>
           <w:numId w:val="15"/>
         </w:numPr>
+        <w:spacing w:after="0"/>
         <w:rPr>
           <w:sz w:val="36"/>
           <w:szCs w:val="36"/>
@@ -3911,6 +4239,7 @@
     </w:p>
     <w:p>
       <w:pPr>
+        <w:spacing w:after="0"/>
         <w:rPr>
           <w:sz w:val="36"/>
           <w:szCs w:val="36"/>
@@ -3928,6 +4257,7 @@
     </w:p>
     <w:p>
       <w:pPr>
+        <w:spacing w:after="0"/>
         <w:rPr>
           <w:sz w:val="36"/>
           <w:szCs w:val="36"/>
@@ -3943,13 +4273,15 @@
     </w:p>
     <w:p>
       <w:pPr>
-        <w:rPr>
-          <w:sz w:val="36"/>
-          <w:szCs w:val="36"/>
-        </w:rPr>
-      </w:pPr>
-      <w:r>
-        <w:rPr>
+        <w:spacing w:after="0"/>
+        <w:rPr>
+          <w:sz w:val="36"/>
+          <w:szCs w:val="36"/>
+        </w:rPr>
+      </w:pPr>
+      <w:r>
+        <w:rPr>
+          <w:noProof/>
           <w:sz w:val="36"/>
           <w:szCs w:val="36"/>
         </w:rPr>
@@ -3969,7 +4301,7 @@
                     <pic:cNvPicPr/>
                   </pic:nvPicPr>
                   <pic:blipFill>
-                    <a:blip r:embed="rId24"/>
+                    <a:blip r:embed="rId27"/>
                     <a:stretch>
                       <a:fillRect/>
                     </a:stretch>
@@ -3992,13 +4324,15 @@
     </w:p>
     <w:p>
       <w:pPr>
-        <w:rPr>
-          <w:sz w:val="36"/>
-          <w:szCs w:val="36"/>
-        </w:rPr>
-      </w:pPr>
-      <w:r>
-        <w:rPr>
+        <w:spacing w:after="0"/>
+        <w:rPr>
+          <w:sz w:val="36"/>
+          <w:szCs w:val="36"/>
+        </w:rPr>
+      </w:pPr>
+      <w:r>
+        <w:rPr>
+          <w:noProof/>
           <w:sz w:val="36"/>
           <w:szCs w:val="36"/>
         </w:rPr>
@@ -4018,7 +4352,7 @@
                     <pic:cNvPicPr/>
                   </pic:nvPicPr>
                   <pic:blipFill>
-                    <a:blip r:embed="rId25"/>
+                    <a:blip r:embed="rId28"/>
                     <a:stretch>
                       <a:fillRect/>
                     </a:stretch>
@@ -4045,6 +4379,7 @@
           <w:ilvl w:val="0"/>
           <w:numId w:val="15"/>
         </w:numPr>
+        <w:spacing w:after="0"/>
         <w:rPr>
           <w:sz w:val="36"/>
           <w:szCs w:val="36"/>
@@ -4092,6 +4427,7 @@
     </w:p>
     <w:p>
       <w:pPr>
+        <w:spacing w:after="0"/>
         <w:rPr>
           <w:sz w:val="36"/>
           <w:szCs w:val="36"/>
@@ -4109,6 +4445,7 @@
     </w:p>
     <w:p>
       <w:pPr>
+        <w:spacing w:after="0"/>
         <w:rPr>
           <w:rFonts w:ascii="Courier New" w:hAnsi="Courier New" w:cs="Courier New"/>
           <w:sz w:val="20"/>
@@ -4121,6 +4458,7 @@
           <w:sz w:val="20"/>
           <w:szCs w:val="20"/>
         </w:rPr>
+        <w:lastRenderedPageBreak/>
         <w:t xml:space="preserve">python -m </w:t>
       </w:r>
       <w:proofErr w:type="spellStart"/>
@@ -4156,13 +4494,15 @@
     </w:p>
     <w:p>
       <w:pPr>
-        <w:rPr>
-          <w:sz w:val="36"/>
-          <w:szCs w:val="36"/>
-        </w:rPr>
-      </w:pPr>
-      <w:r>
-        <w:rPr>
+        <w:spacing w:after="0"/>
+        <w:rPr>
+          <w:sz w:val="36"/>
+          <w:szCs w:val="36"/>
+        </w:rPr>
+      </w:pPr>
+      <w:r>
+        <w:rPr>
+          <w:noProof/>
           <w:sz w:val="36"/>
           <w:szCs w:val="36"/>
         </w:rPr>
@@ -4182,7 +4522,7 @@
                     <pic:cNvPicPr/>
                   </pic:nvPicPr>
                   <pic:blipFill>
-                    <a:blip r:embed="rId26"/>
+                    <a:blip r:embed="rId29"/>
                     <a:stretch>
                       <a:fillRect/>
                     </a:stretch>
@@ -4205,17 +4545,18 @@
     </w:p>
     <w:p>
       <w:pPr>
-        <w:rPr>
-          <w:sz w:val="36"/>
-          <w:szCs w:val="36"/>
-        </w:rPr>
-      </w:pPr>
-      <w:r>
-        <w:rPr>
-          <w:sz w:val="36"/>
-          <w:szCs w:val="36"/>
-        </w:rPr>
-        <w:lastRenderedPageBreak/>
+        <w:spacing w:after="0"/>
+        <w:rPr>
+          <w:sz w:val="36"/>
+          <w:szCs w:val="36"/>
+        </w:rPr>
+      </w:pPr>
+      <w:r>
+        <w:rPr>
+          <w:noProof/>
+          <w:sz w:val="36"/>
+          <w:szCs w:val="36"/>
+        </w:rPr>
         <w:drawing>
           <wp:inline distT="0" distB="0" distL="0" distR="0" wp14:anchorId="453041D6" wp14:editId="675A8AAD">
             <wp:extent cx="5357324" cy="419136"/>
@@ -4232,7 +4573,7 @@
                     <pic:cNvPicPr/>
                   </pic:nvPicPr>
                   <pic:blipFill>
-                    <a:blip r:embed="rId27"/>
+                    <a:blip r:embed="rId30"/>
                     <a:stretch>
                       <a:fillRect/>
                     </a:stretch>
@@ -4255,14 +4596,7 @@
     </w:p>
     <w:p>
       <w:pPr>
-        <w:rPr>
-          <w:sz w:val="36"/>
-          <w:szCs w:val="36"/>
-        </w:rPr>
-      </w:pPr>
-    </w:p>
-    <w:p>
-      <w:pPr>
+        <w:spacing w:after="0"/>
         <w:rPr>
           <w:sz w:val="36"/>
           <w:szCs w:val="36"/>
@@ -4275,6 +4609,7 @@
           <w:ilvl w:val="0"/>
           <w:numId w:val="15"/>
         </w:numPr>
+        <w:spacing w:after="0"/>
         <w:rPr>
           <w:sz w:val="36"/>
           <w:szCs w:val="36"/>
@@ -4344,6 +4679,7 @@
     </w:p>
     <w:p>
       <w:pPr>
+        <w:spacing w:after="0"/>
         <w:rPr>
           <w:sz w:val="36"/>
           <w:szCs w:val="36"/>
@@ -4361,6 +4697,7 @@
     </w:p>
     <w:p>
       <w:pPr>
+        <w:spacing w:after="0"/>
         <w:rPr>
           <w:sz w:val="36"/>
           <w:szCs w:val="36"/>
@@ -4378,6 +4715,7 @@
     </w:p>
     <w:p>
       <w:pPr>
+        <w:spacing w:after="0"/>
         <w:rPr>
           <w:sz w:val="36"/>
           <w:szCs w:val="36"/>
@@ -4411,6 +4749,7 @@
     </w:p>
     <w:p>
       <w:pPr>
+        <w:spacing w:after="0"/>
         <w:rPr>
           <w:sz w:val="36"/>
           <w:szCs w:val="36"/>
@@ -4428,6 +4767,7 @@
     </w:p>
     <w:p>
       <w:pPr>
+        <w:spacing w:after="0"/>
         <w:rPr>
           <w:sz w:val="36"/>
           <w:szCs w:val="36"/>
@@ -4445,6 +4785,7 @@
     </w:p>
     <w:p>
       <w:pPr>
+        <w:spacing w:after="0"/>
         <w:rPr>
           <w:rFonts w:ascii="Courier New" w:hAnsi="Courier New" w:cs="Courier New"/>
         </w:rPr>
@@ -4472,13 +4813,15 @@
     </w:p>
     <w:p>
       <w:pPr>
-        <w:rPr>
-          <w:sz w:val="36"/>
-          <w:szCs w:val="36"/>
-        </w:rPr>
-      </w:pPr>
-      <w:r>
-        <w:rPr>
+        <w:spacing w:after="0"/>
+        <w:rPr>
+          <w:sz w:val="36"/>
+          <w:szCs w:val="36"/>
+        </w:rPr>
+      </w:pPr>
+      <w:r>
+        <w:rPr>
+          <w:noProof/>
           <w:sz w:val="36"/>
           <w:szCs w:val="36"/>
         </w:rPr>
@@ -4498,7 +4841,7 @@
                     <pic:cNvPicPr/>
                   </pic:nvPicPr>
                   <pic:blipFill>
-                    <a:blip r:embed="rId28"/>
+                    <a:blip r:embed="rId31"/>
                     <a:stretch>
                       <a:fillRect/>
                     </a:stretch>
@@ -4521,13 +4864,15 @@
     </w:p>
     <w:p>
       <w:pPr>
-        <w:rPr>
-          <w:sz w:val="36"/>
-          <w:szCs w:val="36"/>
-        </w:rPr>
-      </w:pPr>
-      <w:r>
-        <w:rPr>
+        <w:spacing w:after="0"/>
+        <w:rPr>
+          <w:sz w:val="36"/>
+          <w:szCs w:val="36"/>
+        </w:rPr>
+      </w:pPr>
+      <w:r>
+        <w:rPr>
+          <w:noProof/>
           <w:sz w:val="36"/>
           <w:szCs w:val="36"/>
         </w:rPr>
@@ -4547,7 +4892,7 @@
                     <pic:cNvPicPr/>
                   </pic:nvPicPr>
                   <pic:blipFill>
-                    <a:blip r:embed="rId29"/>
+                    <a:blip r:embed="rId32"/>
                     <a:stretch>
                       <a:fillRect/>
                     </a:stretch>
@@ -4570,14 +4915,16 @@
     </w:p>
     <w:p>
       <w:pPr>
-        <w:rPr>
-          <w:sz w:val="36"/>
-          <w:szCs w:val="36"/>
-        </w:rPr>
-      </w:pPr>
-    </w:p>
-    <w:p>
-      <w:pPr>
+        <w:spacing w:after="0"/>
+        <w:rPr>
+          <w:sz w:val="36"/>
+          <w:szCs w:val="36"/>
+        </w:rPr>
+      </w:pPr>
+    </w:p>
+    <w:p>
+      <w:pPr>
+        <w:spacing w:after="0"/>
         <w:rPr>
           <w:sz w:val="36"/>
           <w:szCs w:val="36"/>
@@ -4590,39 +4937,42 @@
           <w:ilvl w:val="0"/>
           <w:numId w:val="15"/>
         </w:numPr>
-        <w:rPr>
-          <w:sz w:val="36"/>
-          <w:szCs w:val="36"/>
-        </w:rPr>
-      </w:pPr>
+        <w:spacing w:after="0"/>
+        <w:rPr>
+          <w:sz w:val="36"/>
+          <w:szCs w:val="36"/>
+        </w:rPr>
+      </w:pPr>
+      <w:r>
+        <w:rPr>
+          <w:sz w:val="36"/>
+          <w:szCs w:val="36"/>
+        </w:rPr>
+        <w:t>Run the following command to install the dependencies for the client app.</w:t>
+      </w:r>
+    </w:p>
+    <w:p>
+      <w:pPr>
+        <w:spacing w:after="0"/>
+        <w:rPr>
+          <w:sz w:val="36"/>
+          <w:szCs w:val="36"/>
+        </w:rPr>
+      </w:pPr>
+      <w:proofErr w:type="spellStart"/>
       <w:r>
         <w:rPr>
           <w:sz w:val="36"/>
           <w:szCs w:val="36"/>
         </w:rPr>
         <w:lastRenderedPageBreak/>
-        <w:t>Run the following command to install the dependencies for the client app.</w:t>
-      </w:r>
-    </w:p>
-    <w:p>
-      <w:pPr>
-        <w:rPr>
-          <w:sz w:val="36"/>
-          <w:szCs w:val="36"/>
-        </w:rPr>
-      </w:pPr>
-      <w:proofErr w:type="spellStart"/>
-      <w:r>
-        <w:rPr>
-          <w:sz w:val="36"/>
-          <w:szCs w:val="36"/>
-        </w:rPr>
         <w:t>bashTypeCopy</w:t>
       </w:r>
       <w:proofErr w:type="spellEnd"/>
     </w:p>
     <w:p>
       <w:pPr>
+        <w:spacing w:after="0"/>
         <w:rPr>
           <w:sz w:val="36"/>
           <w:szCs w:val="36"/>
@@ -4638,13 +4988,15 @@
     </w:p>
     <w:p>
       <w:pPr>
-        <w:rPr>
-          <w:sz w:val="36"/>
-          <w:szCs w:val="36"/>
-        </w:rPr>
-      </w:pPr>
-      <w:r>
-        <w:rPr>
+        <w:spacing w:after="0"/>
+        <w:rPr>
+          <w:sz w:val="36"/>
+          <w:szCs w:val="36"/>
+        </w:rPr>
+      </w:pPr>
+      <w:r>
+        <w:rPr>
+          <w:noProof/>
           <w:sz w:val="36"/>
           <w:szCs w:val="36"/>
         </w:rPr>
@@ -4664,7 +5016,7 @@
                     <pic:cNvPicPr/>
                   </pic:nvPicPr>
                   <pic:blipFill>
-                    <a:blip r:embed="rId30"/>
+                    <a:blip r:embed="rId33"/>
                     <a:stretch>
                       <a:fillRect/>
                     </a:stretch>
@@ -4687,13 +5039,15 @@
     </w:p>
     <w:p>
       <w:pPr>
-        <w:rPr>
-          <w:sz w:val="36"/>
-          <w:szCs w:val="36"/>
-        </w:rPr>
-      </w:pPr>
-      <w:r>
-        <w:rPr>
+        <w:spacing w:after="0"/>
+        <w:rPr>
+          <w:sz w:val="36"/>
+          <w:szCs w:val="36"/>
+        </w:rPr>
+      </w:pPr>
+      <w:r>
+        <w:rPr>
+          <w:noProof/>
           <w:sz w:val="36"/>
           <w:szCs w:val="36"/>
         </w:rPr>
@@ -4713,7 +5067,7 @@
                     <pic:cNvPicPr/>
                   </pic:nvPicPr>
                   <pic:blipFill>
-                    <a:blip r:embed="rId31"/>
+                    <a:blip r:embed="rId34"/>
                     <a:stretch>
                       <a:fillRect/>
                     </a:stretch>
@@ -4736,14 +5090,16 @@
     </w:p>
     <w:p>
       <w:pPr>
-        <w:rPr>
-          <w:sz w:val="36"/>
-          <w:szCs w:val="36"/>
-        </w:rPr>
-      </w:pPr>
-    </w:p>
-    <w:p>
-      <w:pPr>
+        <w:spacing w:after="0"/>
+        <w:rPr>
+          <w:sz w:val="36"/>
+          <w:szCs w:val="36"/>
+        </w:rPr>
+      </w:pPr>
+    </w:p>
+    <w:p>
+      <w:pPr>
+        <w:spacing w:after="0"/>
         <w:rPr>
           <w:sz w:val="36"/>
           <w:szCs w:val="36"/>
@@ -4756,64 +5112,69 @@
           <w:ilvl w:val="0"/>
           <w:numId w:val="15"/>
         </w:numPr>
-        <w:rPr>
-          <w:sz w:val="36"/>
-          <w:szCs w:val="36"/>
-        </w:rPr>
-      </w:pPr>
-      <w:r>
-        <w:rPr>
+        <w:spacing w:after="0"/>
+        <w:rPr>
+          <w:sz w:val="36"/>
+          <w:szCs w:val="36"/>
+        </w:rPr>
+      </w:pPr>
+      <w:r>
+        <w:rPr>
+          <w:sz w:val="36"/>
+          <w:szCs w:val="36"/>
+        </w:rPr>
+        <w:t>Run the following command to start the dashboard.</w:t>
+      </w:r>
+    </w:p>
+    <w:p>
+      <w:pPr>
+        <w:spacing w:after="0"/>
+        <w:rPr>
+          <w:sz w:val="36"/>
+          <w:szCs w:val="36"/>
+        </w:rPr>
+      </w:pPr>
+      <w:proofErr w:type="spellStart"/>
+      <w:r>
+        <w:rPr>
+          <w:sz w:val="36"/>
+          <w:szCs w:val="36"/>
+        </w:rPr>
+        <w:t>TypeCopy</w:t>
+      </w:r>
+      <w:proofErr w:type="spellEnd"/>
+    </w:p>
+    <w:p>
+      <w:pPr>
+        <w:spacing w:after="0"/>
+        <w:rPr>
+          <w:sz w:val="36"/>
+          <w:szCs w:val="36"/>
+        </w:rPr>
+      </w:pPr>
+      <w:r>
+        <w:rPr>
+          <w:sz w:val="36"/>
+          <w:szCs w:val="36"/>
+        </w:rPr>
+        <w:t>python app.py</w:t>
+      </w:r>
+    </w:p>
+    <w:p>
+      <w:pPr>
+        <w:spacing w:after="0"/>
+        <w:rPr>
+          <w:sz w:val="36"/>
+          <w:szCs w:val="36"/>
+        </w:rPr>
+      </w:pPr>
+      <w:r>
+        <w:rPr>
+          <w:noProof/>
           <w:sz w:val="36"/>
           <w:szCs w:val="36"/>
         </w:rPr>
         <w:lastRenderedPageBreak/>
-        <w:t>Run the following command to start the dashboard.</w:t>
-      </w:r>
-    </w:p>
-    <w:p>
-      <w:pPr>
-        <w:rPr>
-          <w:sz w:val="36"/>
-          <w:szCs w:val="36"/>
-        </w:rPr>
-      </w:pPr>
-      <w:proofErr w:type="spellStart"/>
-      <w:r>
-        <w:rPr>
-          <w:sz w:val="36"/>
-          <w:szCs w:val="36"/>
-        </w:rPr>
-        <w:t>TypeCopy</w:t>
-      </w:r>
-      <w:proofErr w:type="spellEnd"/>
-    </w:p>
-    <w:p>
-      <w:pPr>
-        <w:rPr>
-          <w:sz w:val="36"/>
-          <w:szCs w:val="36"/>
-        </w:rPr>
-      </w:pPr>
-      <w:r>
-        <w:rPr>
-          <w:sz w:val="36"/>
-          <w:szCs w:val="36"/>
-        </w:rPr>
-        <w:t>python app.py</w:t>
-      </w:r>
-    </w:p>
-    <w:p>
-      <w:pPr>
-        <w:rPr>
-          <w:sz w:val="36"/>
-          <w:szCs w:val="36"/>
-        </w:rPr>
-      </w:pPr>
-      <w:r>
-        <w:rPr>
-          <w:sz w:val="36"/>
-          <w:szCs w:val="36"/>
-        </w:rPr>
         <w:drawing>
           <wp:inline distT="0" distB="0" distL="0" distR="0" wp14:anchorId="5F30B41D" wp14:editId="6A7AB252">
             <wp:extent cx="3901778" cy="853514"/>
@@ -4830,7 +5191,7 @@
                     <pic:cNvPicPr/>
                   </pic:nvPicPr>
                   <pic:blipFill>
-                    <a:blip r:embed="rId32"/>
+                    <a:blip r:embed="rId35"/>
                     <a:stretch>
                       <a:fillRect/>
                     </a:stretch>
@@ -4853,13 +5214,15 @@
     </w:p>
     <w:p>
       <w:pPr>
-        <w:rPr>
-          <w:sz w:val="36"/>
-          <w:szCs w:val="36"/>
-        </w:rPr>
-      </w:pPr>
-      <w:r>
-        <w:rPr>
+        <w:spacing w:after="0"/>
+        <w:rPr>
+          <w:sz w:val="36"/>
+          <w:szCs w:val="36"/>
+        </w:rPr>
+      </w:pPr>
+      <w:r>
+        <w:rPr>
+          <w:noProof/>
           <w:sz w:val="36"/>
           <w:szCs w:val="36"/>
         </w:rPr>
@@ -4879,7 +5242,7 @@
                     <pic:cNvPicPr/>
                   </pic:nvPicPr>
                   <pic:blipFill>
-                    <a:blip r:embed="rId33"/>
+                    <a:blip r:embed="rId36"/>
                     <a:stretch>
                       <a:fillRect/>
                     </a:stretch>
@@ -4902,6 +5265,7 @@
     </w:p>
     <w:p>
       <w:pPr>
+        <w:spacing w:after="0"/>
         <w:rPr>
           <w:sz w:val="36"/>
           <w:szCs w:val="36"/>
@@ -4914,33 +5278,96 @@
           <w:ilvl w:val="0"/>
           <w:numId w:val="15"/>
         </w:numPr>
-        <w:rPr>
-          <w:sz w:val="36"/>
-          <w:szCs w:val="36"/>
-        </w:rPr>
-      </w:pPr>
-      <w:r>
-        <w:rPr>
-          <w:sz w:val="36"/>
-          <w:szCs w:val="36"/>
-        </w:rPr>
-        <w:t>Open a browser and navigate to the following URL: http:</w:t>
-      </w:r>
-      <w:r>
-        <w:rPr>
-          <w:i/>
-          <w:iCs/>
-          <w:sz w:val="36"/>
-          <w:szCs w:val="36"/>
-        </w:rPr>
-        <w:t>//127.0.0.1:5000</w:t>
-      </w:r>
+        <w:spacing w:after="0"/>
+        <w:rPr>
+          <w:sz w:val="36"/>
+          <w:szCs w:val="36"/>
+        </w:rPr>
+      </w:pPr>
+      <w:r>
+        <w:rPr>
+          <w:sz w:val="36"/>
+          <w:szCs w:val="36"/>
+        </w:rPr>
+        <w:t>Open a browser and navigate to the following URL: </w:t>
+      </w:r>
+      <w:hyperlink r:id="rId37" w:history="1">
+        <w:r>
+          <w:rPr>
+            <w:rStyle w:val="Hyperlink"/>
+            <w:sz w:val="36"/>
+            <w:szCs w:val="36"/>
+          </w:rPr>
+          <w:t>http:</w:t>
+        </w:r>
+        <w:r>
+          <w:rPr>
+            <w:rStyle w:val="Hyperlink"/>
+            <w:i/>
+            <w:iCs/>
+            <w:sz w:val="36"/>
+            <w:szCs w:val="36"/>
+          </w:rPr>
+          <w:t>//127.0.0.1:5000</w:t>
+        </w:r>
+      </w:hyperlink>
       <w:r>
         <w:rPr>
           <w:sz w:val="36"/>
           <w:szCs w:val="36"/>
         </w:rPr>
         <w:t>.</w:t>
+      </w:r>
+    </w:p>
+    <w:p>
+      <w:pPr>
+        <w:spacing w:after="0"/>
+        <w:ind w:left="360"/>
+        <w:rPr>
+          <w:sz w:val="36"/>
+          <w:szCs w:val="36"/>
+        </w:rPr>
+      </w:pPr>
+      <w:r>
+        <w:rPr>
+          <w:sz w:val="36"/>
+          <w:szCs w:val="36"/>
+        </w:rPr>
+        <w:drawing>
+          <wp:inline distT="0" distB="0" distL="0" distR="0" wp14:anchorId="583D41A6" wp14:editId="71216F55">
+            <wp:extent cx="5943600" cy="3237865"/>
+            <wp:effectExtent l="0" t="0" r="0" b="635"/>
+            <wp:docPr id="882830492" name="Picture 1"/>
+            <wp:cNvGraphicFramePr>
+              <a:graphicFrameLocks xmlns:a="http://schemas.openxmlformats.org/drawingml/2006/main" noChangeAspect="1"/>
+            </wp:cNvGraphicFramePr>
+            <a:graphic xmlns:a="http://schemas.openxmlformats.org/drawingml/2006/main">
+              <a:graphicData uri="http://schemas.openxmlformats.org/drawingml/2006/picture">
+                <pic:pic xmlns:pic="http://schemas.openxmlformats.org/drawingml/2006/picture">
+                  <pic:nvPicPr>
+                    <pic:cNvPr id="882830492" name=""/>
+                    <pic:cNvPicPr/>
+                  </pic:nvPicPr>
+                  <pic:blipFill>
+                    <a:blip r:embed="rId38"/>
+                    <a:stretch>
+                      <a:fillRect/>
+                    </a:stretch>
+                  </pic:blipFill>
+                  <pic:spPr>
+                    <a:xfrm>
+                      <a:off x="0" y="0"/>
+                      <a:ext cx="5943600" cy="3237865"/>
+                    </a:xfrm>
+                    <a:prstGeom prst="rect">
+                      <a:avLst/>
+                    </a:prstGeom>
+                  </pic:spPr>
+                </pic:pic>
+              </a:graphicData>
+            </a:graphic>
+          </wp:inline>
+        </w:drawing>
       </w:r>
     </w:p>
     <w:p>
@@ -4949,6 +5376,7 @@
           <w:ilvl w:val="0"/>
           <w:numId w:val="15"/>
         </w:numPr>
+        <w:spacing w:after="0"/>
         <w:rPr>
           <w:sz w:val="36"/>
           <w:szCs w:val="36"/>
@@ -5028,6 +5456,120 @@
     </w:p>
     <w:p>
       <w:pPr>
+        <w:spacing w:after="0"/>
+        <w:ind w:left="360"/>
+        <w:rPr>
+          <w:sz w:val="36"/>
+          <w:szCs w:val="36"/>
+        </w:rPr>
+      </w:pPr>
+      <w:r>
+        <w:rPr>
+          <w:sz w:val="36"/>
+          <w:szCs w:val="36"/>
+        </w:rPr>
+        <w:drawing>
+          <wp:inline distT="0" distB="0" distL="0" distR="0" wp14:anchorId="3F462ECD" wp14:editId="027E4731">
+            <wp:extent cx="3215919" cy="1348857"/>
+            <wp:effectExtent l="0" t="0" r="3810" b="3810"/>
+            <wp:docPr id="960819323" name="Picture 1"/>
+            <wp:cNvGraphicFramePr>
+              <a:graphicFrameLocks xmlns:a="http://schemas.openxmlformats.org/drawingml/2006/main" noChangeAspect="1"/>
+            </wp:cNvGraphicFramePr>
+            <a:graphic xmlns:a="http://schemas.openxmlformats.org/drawingml/2006/main">
+              <a:graphicData uri="http://schemas.openxmlformats.org/drawingml/2006/picture">
+                <pic:pic xmlns:pic="http://schemas.openxmlformats.org/drawingml/2006/picture">
+                  <pic:nvPicPr>
+                    <pic:cNvPr id="960819323" name=""/>
+                    <pic:cNvPicPr/>
+                  </pic:nvPicPr>
+                  <pic:blipFill>
+                    <a:blip r:embed="rId39"/>
+                    <a:stretch>
+                      <a:fillRect/>
+                    </a:stretch>
+                  </pic:blipFill>
+                  <pic:spPr>
+                    <a:xfrm>
+                      <a:off x="0" y="0"/>
+                      <a:ext cx="3215919" cy="1348857"/>
+                    </a:xfrm>
+                    <a:prstGeom prst="rect">
+                      <a:avLst/>
+                    </a:prstGeom>
+                  </pic:spPr>
+                </pic:pic>
+              </a:graphicData>
+            </a:graphic>
+          </wp:inline>
+        </w:drawing>
+      </w:r>
+    </w:p>
+    <w:p>
+      <w:pPr>
+        <w:spacing w:after="0"/>
+        <w:ind w:left="360"/>
+        <w:rPr>
+          <w:sz w:val="36"/>
+          <w:szCs w:val="36"/>
+        </w:rPr>
+      </w:pPr>
+      <w:r>
+        <w:rPr>
+          <w:sz w:val="36"/>
+          <w:szCs w:val="36"/>
+        </w:rPr>
+        <w:lastRenderedPageBreak/>
+        <w:drawing>
+          <wp:inline distT="0" distB="0" distL="0" distR="0" wp14:anchorId="461580FB" wp14:editId="61269573">
+            <wp:extent cx="5943600" cy="1616075"/>
+            <wp:effectExtent l="0" t="0" r="0" b="3175"/>
+            <wp:docPr id="500892843" name="Picture 1"/>
+            <wp:cNvGraphicFramePr>
+              <a:graphicFrameLocks xmlns:a="http://schemas.openxmlformats.org/drawingml/2006/main" noChangeAspect="1"/>
+            </wp:cNvGraphicFramePr>
+            <a:graphic xmlns:a="http://schemas.openxmlformats.org/drawingml/2006/main">
+              <a:graphicData uri="http://schemas.openxmlformats.org/drawingml/2006/picture">
+                <pic:pic xmlns:pic="http://schemas.openxmlformats.org/drawingml/2006/picture">
+                  <pic:nvPicPr>
+                    <pic:cNvPr id="500892843" name=""/>
+                    <pic:cNvPicPr/>
+                  </pic:nvPicPr>
+                  <pic:blipFill>
+                    <a:blip r:embed="rId40"/>
+                    <a:stretch>
+                      <a:fillRect/>
+                    </a:stretch>
+                  </pic:blipFill>
+                  <pic:spPr>
+                    <a:xfrm>
+                      <a:off x="0" y="0"/>
+                      <a:ext cx="5943600" cy="1616075"/>
+                    </a:xfrm>
+                    <a:prstGeom prst="rect">
+                      <a:avLst/>
+                    </a:prstGeom>
+                  </pic:spPr>
+                </pic:pic>
+              </a:graphicData>
+            </a:graphic>
+          </wp:inline>
+        </w:drawing>
+      </w:r>
+    </w:p>
+    <w:p>
+      <w:pPr>
+        <w:spacing w:after="0"/>
+        <w:ind w:left="360"/>
+        <w:rPr>
+          <w:sz w:val="36"/>
+          <w:szCs w:val="36"/>
+        </w:rPr>
+      </w:pPr>
+    </w:p>
+    <w:p>
+      <w:pPr>
+        <w:spacing w:after="0"/>
         <w:rPr>
           <w:sz w:val="36"/>
           <w:szCs w:val="36"/>
@@ -5111,6 +5653,7 @@
           <w:ilvl w:val="0"/>
           <w:numId w:val="15"/>
         </w:numPr>
+        <w:spacing w:after="0"/>
         <w:rPr>
           <w:sz w:val="36"/>
           <w:szCs w:val="36"/>
@@ -5155,6 +5698,65 @@
         </w:rPr>
         <w:t> to being sending data to the container app.</w:t>
       </w:r>
+    </w:p>
+    <w:p>
+      <w:pPr>
+        <w:spacing w:after="0"/>
+        <w:rPr>
+          <w:sz w:val="36"/>
+          <w:szCs w:val="36"/>
+        </w:rPr>
+      </w:pPr>
+      <w:r>
+        <w:rPr>
+          <w:sz w:val="36"/>
+          <w:szCs w:val="36"/>
+        </w:rPr>
+        <w:drawing>
+          <wp:inline distT="0" distB="0" distL="0" distR="0" wp14:anchorId="26897703" wp14:editId="02A783E3">
+            <wp:extent cx="3322608" cy="2895851"/>
+            <wp:effectExtent l="0" t="0" r="0" b="0"/>
+            <wp:docPr id="477508605" name="Picture 1"/>
+            <wp:cNvGraphicFramePr>
+              <a:graphicFrameLocks xmlns:a="http://schemas.openxmlformats.org/drawingml/2006/main" noChangeAspect="1"/>
+            </wp:cNvGraphicFramePr>
+            <a:graphic xmlns:a="http://schemas.openxmlformats.org/drawingml/2006/main">
+              <a:graphicData uri="http://schemas.openxmlformats.org/drawingml/2006/picture">
+                <pic:pic xmlns:pic="http://schemas.openxmlformats.org/drawingml/2006/picture">
+                  <pic:nvPicPr>
+                    <pic:cNvPr id="477508605" name=""/>
+                    <pic:cNvPicPr/>
+                  </pic:nvPicPr>
+                  <pic:blipFill>
+                    <a:blip r:embed="rId41"/>
+                    <a:stretch>
+                      <a:fillRect/>
+                    </a:stretch>
+                  </pic:blipFill>
+                  <pic:spPr>
+                    <a:xfrm>
+                      <a:off x="0" y="0"/>
+                      <a:ext cx="3322608" cy="2895851"/>
+                    </a:xfrm>
+                    <a:prstGeom prst="rect">
+                      <a:avLst/>
+                    </a:prstGeom>
+                  </pic:spPr>
+                </pic:pic>
+              </a:graphicData>
+            </a:graphic>
+          </wp:inline>
+        </w:drawing>
+      </w:r>
+    </w:p>
+    <w:p>
+      <w:pPr>
+        <w:spacing w:after="0"/>
+        <w:rPr>
+          <w:sz w:val="36"/>
+          <w:szCs w:val="36"/>
+        </w:rPr>
+      </w:pPr>
     </w:p>
     <w:p>
       <w:pPr>
@@ -5162,17 +5764,17 @@
           <w:ilvl w:val="0"/>
           <w:numId w:val="15"/>
         </w:numPr>
-        <w:rPr>
-          <w:sz w:val="36"/>
-          <w:szCs w:val="36"/>
-        </w:rPr>
-      </w:pPr>
-      <w:r>
-        <w:rPr>
-          <w:sz w:val="36"/>
-          <w:szCs w:val="36"/>
-        </w:rPr>
-        <w:lastRenderedPageBreak/>
+        <w:spacing w:after="0"/>
+        <w:rPr>
+          <w:sz w:val="36"/>
+          <w:szCs w:val="36"/>
+        </w:rPr>
+      </w:pPr>
+      <w:r>
+        <w:rPr>
+          <w:sz w:val="36"/>
+          <w:szCs w:val="36"/>
+        </w:rPr>
         <w:t>Select </w:t>
       </w:r>
       <w:r>
@@ -5189,7 +5791,15 @@
           <w:sz w:val="36"/>
           <w:szCs w:val="36"/>
         </w:rPr>
-        <w:t> every 5-10 seconds and you should see the number of replicas increase. You can run the </w:t>
+        <w:t xml:space="preserve"> every 5-10 seconds and you should see the number of replicas </w:t>
+      </w:r>
+      <w:r>
+        <w:rPr>
+          <w:sz w:val="36"/>
+          <w:szCs w:val="36"/>
+        </w:rPr>
+        <w:lastRenderedPageBreak/>
+        <w:t>increase. You can run the </w:t>
       </w:r>
       <w:r>
         <w:rPr>
@@ -5210,6 +5820,16 @@
     </w:p>
     <w:p>
       <w:pPr>
+        <w:spacing w:after="0"/>
+        <w:rPr>
+          <w:sz w:val="36"/>
+          <w:szCs w:val="36"/>
+        </w:rPr>
+      </w:pPr>
+    </w:p>
+    <w:p>
+      <w:pPr>
+        <w:spacing w:after="0"/>
         <w:rPr>
           <w:sz w:val="36"/>
           <w:szCs w:val="36"/>
@@ -5243,21 +5863,47 @@
     </w:p>
     <w:p>
       <w:pPr>
-        <w:rPr>
-          <w:sz w:val="36"/>
-          <w:szCs w:val="36"/>
-        </w:rPr>
-      </w:pPr>
-      <w:r>
-        <w:rPr>
-          <w:sz w:val="36"/>
-          <w:szCs w:val="36"/>
+        <w:spacing w:after="0"/>
+        <w:rPr>
+          <w:sz w:val="36"/>
+          <w:szCs w:val="36"/>
+        </w:rPr>
+      </w:pPr>
+    </w:p>
+    <w:p>
+      <w:pPr>
+        <w:spacing w:after="0"/>
+        <w:rPr>
+          <w:b/>
+          <w:bCs/>
+          <w:sz w:val="32"/>
+          <w:szCs w:val="32"/>
+        </w:rPr>
+      </w:pPr>
+      <w:r>
+        <w:rPr>
+          <w:b/>
+          <w:bCs/>
+          <w:sz w:val="32"/>
+          <w:szCs w:val="32"/>
         </w:rPr>
         <w:t>Configure scale rules using YAML</w:t>
       </w:r>
     </w:p>
     <w:p>
       <w:pPr>
+        <w:spacing w:after="0"/>
+        <w:rPr>
+          <w:b/>
+          <w:bCs/>
+          <w:sz w:val="32"/>
+          <w:szCs w:val="32"/>
+        </w:rPr>
+      </w:pPr>
+    </w:p>
+    <w:p>
+      <w:pPr>
+        <w:spacing w:after="0"/>
         <w:rPr>
           <w:sz w:val="36"/>
           <w:szCs w:val="36"/>
@@ -5277,6 +5923,7 @@
           <w:ilvl w:val="0"/>
           <w:numId w:val="16"/>
         </w:numPr>
+        <w:spacing w:after="0"/>
         <w:rPr>
           <w:sz w:val="36"/>
           <w:szCs w:val="36"/>
@@ -5292,6 +5939,7 @@
     </w:p>
     <w:p>
       <w:pPr>
+        <w:spacing w:after="0"/>
         <w:rPr>
           <w:sz w:val="36"/>
           <w:szCs w:val="36"/>
@@ -5309,6 +5957,7 @@
     </w:p>
     <w:p>
       <w:pPr>
+        <w:spacing w:after="0"/>
         <w:rPr>
           <w:sz w:val="36"/>
           <w:szCs w:val="36"/>
@@ -5326,6 +5975,7 @@
     </w:p>
     <w:p>
       <w:pPr>
+        <w:spacing w:after="0"/>
         <w:rPr>
           <w:sz w:val="36"/>
           <w:szCs w:val="36"/>
@@ -5366,6 +6016,7 @@
     </w:p>
     <w:p>
       <w:pPr>
+        <w:spacing w:after="0"/>
         <w:rPr>
           <w:sz w:val="36"/>
           <w:szCs w:val="36"/>
@@ -5381,6 +6032,7 @@
     </w:p>
     <w:p>
       <w:pPr>
+        <w:spacing w:after="0"/>
         <w:rPr>
           <w:sz w:val="36"/>
           <w:szCs w:val="36"/>
@@ -5396,6 +6048,7 @@
     </w:p>
     <w:p>
       <w:pPr>
+        <w:spacing w:after="0"/>
         <w:rPr>
           <w:sz w:val="36"/>
           <w:szCs w:val="36"/>
@@ -5438,6 +6091,7 @@
     </w:p>
     <w:p>
       <w:pPr>
+        <w:spacing w:after="0"/>
         <w:rPr>
           <w:sz w:val="36"/>
           <w:szCs w:val="36"/>
@@ -5455,6 +6109,7 @@
     </w:p>
     <w:p>
       <w:pPr>
+        <w:spacing w:after="0"/>
         <w:rPr>
           <w:sz w:val="36"/>
           <w:szCs w:val="36"/>
@@ -5486,7 +6141,6 @@
           <w:sz w:val="20"/>
           <w:szCs w:val="20"/>
         </w:rPr>
-        <w:lastRenderedPageBreak/>
         <w:t>az</w:t>
       </w:r>
       <w:proofErr w:type="spellEnd"/>
@@ -5639,16 +6293,19 @@
     </w:p>
     <w:p>
       <w:pPr>
-        <w:rPr>
-          <w:sz w:val="36"/>
-          <w:szCs w:val="36"/>
-        </w:rPr>
-      </w:pPr>
-      <w:r>
-        <w:rPr>
-          <w:sz w:val="36"/>
-          <w:szCs w:val="36"/>
-        </w:rPr>
+        <w:spacing w:after="0"/>
+        <w:rPr>
+          <w:sz w:val="36"/>
+          <w:szCs w:val="36"/>
+        </w:rPr>
+      </w:pPr>
+      <w:r>
+        <w:rPr>
+          <w:noProof/>
+          <w:sz w:val="36"/>
+          <w:szCs w:val="36"/>
+        </w:rPr>
+        <w:lastRenderedPageBreak/>
         <w:drawing>
           <wp:inline distT="0" distB="0" distL="0" distR="0" wp14:anchorId="533DAB4D" wp14:editId="7FE19218">
             <wp:extent cx="3894157" cy="1303133"/>
@@ -5665,7 +6322,7 @@
                     <pic:cNvPicPr/>
                   </pic:nvPicPr>
                   <pic:blipFill>
-                    <a:blip r:embed="rId34"/>
+                    <a:blip r:embed="rId42"/>
                     <a:stretch>
                       <a:fillRect/>
                     </a:stretch>
@@ -5688,13 +6345,15 @@
     </w:p>
     <w:p>
       <w:pPr>
-        <w:rPr>
-          <w:sz w:val="36"/>
-          <w:szCs w:val="36"/>
-        </w:rPr>
-      </w:pPr>
-      <w:r>
-        <w:rPr>
+        <w:spacing w:after="0"/>
+        <w:rPr>
+          <w:sz w:val="36"/>
+          <w:szCs w:val="36"/>
+        </w:rPr>
+      </w:pPr>
+      <w:r>
+        <w:rPr>
+          <w:noProof/>
           <w:sz w:val="36"/>
           <w:szCs w:val="36"/>
         </w:rPr>
@@ -5714,7 +6373,7 @@
                     <pic:cNvPicPr/>
                   </pic:nvPicPr>
                   <pic:blipFill>
-                    <a:blip r:embed="rId35"/>
+                    <a:blip r:embed="rId43"/>
                     <a:stretch>
                       <a:fillRect/>
                     </a:stretch>
@@ -5741,6 +6400,7 @@
           <w:ilvl w:val="0"/>
           <w:numId w:val="16"/>
         </w:numPr>
+        <w:spacing w:after="0"/>
         <w:rPr>
           <w:sz w:val="36"/>
           <w:szCs w:val="36"/>
@@ -5949,6 +6609,7 @@
     </w:p>
     <w:p>
       <w:pPr>
+        <w:spacing w:after="0"/>
         <w:rPr>
           <w:sz w:val="36"/>
           <w:szCs w:val="36"/>
@@ -5966,6 +6627,7 @@
     </w:p>
     <w:p>
       <w:pPr>
+        <w:spacing w:after="0"/>
         <w:rPr>
           <w:sz w:val="36"/>
           <w:szCs w:val="36"/>
@@ -5981,6 +6643,7 @@
     </w:p>
     <w:p>
       <w:pPr>
+        <w:spacing w:after="0"/>
         <w:rPr>
           <w:sz w:val="36"/>
           <w:szCs w:val="36"/>
@@ -6012,6 +6675,7 @@
     </w:p>
     <w:p>
       <w:pPr>
+        <w:spacing w:after="0"/>
         <w:rPr>
           <w:sz w:val="36"/>
           <w:szCs w:val="36"/>
@@ -6043,6 +6707,7 @@
     </w:p>
     <w:p>
       <w:pPr>
+        <w:spacing w:after="0"/>
         <w:rPr>
           <w:sz w:val="36"/>
           <w:szCs w:val="36"/>
@@ -6074,48 +6739,51 @@
     </w:p>
     <w:p>
       <w:pPr>
-        <w:rPr>
-          <w:sz w:val="36"/>
-          <w:szCs w:val="36"/>
-        </w:rPr>
-      </w:pPr>
-      <w:r>
-        <w:rPr>
+        <w:spacing w:after="0"/>
+        <w:rPr>
+          <w:sz w:val="36"/>
+          <w:szCs w:val="36"/>
+        </w:rPr>
+      </w:pPr>
+      <w:r>
+        <w:rPr>
+          <w:sz w:val="36"/>
+          <w:szCs w:val="36"/>
+        </w:rPr>
+        <w:t xml:space="preserve">  </w:t>
+      </w:r>
+      <w:proofErr w:type="spellStart"/>
+      <w:r>
+        <w:rPr>
+          <w:sz w:val="36"/>
+          <w:szCs w:val="36"/>
+        </w:rPr>
+        <w:t>pollingInterval</w:t>
+      </w:r>
+      <w:proofErr w:type="spellEnd"/>
+      <w:r>
+        <w:rPr>
+          <w:sz w:val="36"/>
+          <w:szCs w:val="36"/>
+        </w:rPr>
+        <w:t>: 30</w:t>
+      </w:r>
+    </w:p>
+    <w:p>
+      <w:pPr>
+        <w:spacing w:after="0"/>
+        <w:rPr>
+          <w:sz w:val="36"/>
+          <w:szCs w:val="36"/>
+        </w:rPr>
+      </w:pPr>
+      <w:r>
+        <w:rPr>
+          <w:noProof/>
           <w:sz w:val="36"/>
           <w:szCs w:val="36"/>
         </w:rPr>
         <w:lastRenderedPageBreak/>
-        <w:t xml:space="preserve">  </w:t>
-      </w:r>
-      <w:proofErr w:type="spellStart"/>
-      <w:r>
-        <w:rPr>
-          <w:sz w:val="36"/>
-          <w:szCs w:val="36"/>
-        </w:rPr>
-        <w:t>pollingInterval</w:t>
-      </w:r>
-      <w:proofErr w:type="spellEnd"/>
-      <w:r>
-        <w:rPr>
-          <w:sz w:val="36"/>
-          <w:szCs w:val="36"/>
-        </w:rPr>
-        <w:t>: 30</w:t>
-      </w:r>
-    </w:p>
-    <w:p>
-      <w:pPr>
-        <w:rPr>
-          <w:sz w:val="36"/>
-          <w:szCs w:val="36"/>
-        </w:rPr>
-      </w:pPr>
-      <w:r>
-        <w:rPr>
-          <w:sz w:val="36"/>
-          <w:szCs w:val="36"/>
-        </w:rPr>
         <w:drawing>
           <wp:inline distT="0" distB="0" distL="0" distR="0" wp14:anchorId="51BFB9CA" wp14:editId="4347569F">
             <wp:extent cx="3932261" cy="1486029"/>
@@ -6132,7 +6800,7 @@
                     <pic:cNvPicPr/>
                   </pic:nvPicPr>
                   <pic:blipFill>
-                    <a:blip r:embed="rId36"/>
+                    <a:blip r:embed="rId44"/>
                     <a:stretch>
                       <a:fillRect/>
                     </a:stretch>
@@ -6159,6 +6827,7 @@
           <w:ilvl w:val="0"/>
           <w:numId w:val="16"/>
         </w:numPr>
+        <w:spacing w:after="0"/>
         <w:rPr>
           <w:sz w:val="36"/>
           <w:szCs w:val="36"/>
@@ -6174,6 +6843,7 @@
     </w:p>
     <w:p>
       <w:pPr>
+        <w:spacing w:after="0"/>
         <w:rPr>
           <w:sz w:val="36"/>
           <w:szCs w:val="36"/>
@@ -6191,6 +6861,7 @@
     </w:p>
     <w:p>
       <w:pPr>
+        <w:spacing w:after="0"/>
         <w:rPr>
           <w:sz w:val="36"/>
           <w:szCs w:val="36"/>
@@ -6208,6 +6879,7 @@
     </w:p>
     <w:p>
       <w:pPr>
+        <w:spacing w:after="0"/>
         <w:rPr>
           <w:sz w:val="36"/>
           <w:szCs w:val="36"/>
@@ -6248,6 +6920,7 @@
     </w:p>
     <w:p>
       <w:pPr>
+        <w:spacing w:after="0"/>
         <w:rPr>
           <w:sz w:val="36"/>
           <w:szCs w:val="36"/>
@@ -6263,6 +6936,7 @@
     </w:p>
     <w:p>
       <w:pPr>
+        <w:spacing w:after="0"/>
         <w:rPr>
           <w:sz w:val="36"/>
           <w:szCs w:val="36"/>
@@ -6278,6 +6952,7 @@
     </w:p>
     <w:p>
       <w:pPr>
+        <w:spacing w:after="0"/>
         <w:rPr>
           <w:sz w:val="36"/>
           <w:szCs w:val="36"/>
@@ -6320,6 +6995,7 @@
     </w:p>
     <w:p>
       <w:pPr>
+        <w:spacing w:after="0"/>
         <w:rPr>
           <w:sz w:val="36"/>
           <w:szCs w:val="36"/>
@@ -6337,6 +7013,7 @@
     </w:p>
     <w:p>
       <w:pPr>
+        <w:spacing w:after="0"/>
         <w:rPr>
           <w:sz w:val="36"/>
           <w:szCs w:val="36"/>
@@ -6520,13 +7197,15 @@
     </w:p>
     <w:p>
       <w:pPr>
-        <w:rPr>
-          <w:sz w:val="36"/>
-          <w:szCs w:val="36"/>
-        </w:rPr>
-      </w:pPr>
-      <w:r>
-        <w:rPr>
+        <w:spacing w:after="0"/>
+        <w:rPr>
+          <w:sz w:val="36"/>
+          <w:szCs w:val="36"/>
+        </w:rPr>
+      </w:pPr>
+      <w:r>
+        <w:rPr>
+          <w:noProof/>
           <w:sz w:val="36"/>
           <w:szCs w:val="36"/>
         </w:rPr>
@@ -6546,7 +7225,7 @@
                     <pic:cNvPicPr/>
                   </pic:nvPicPr>
                   <pic:blipFill>
-                    <a:blip r:embed="rId37"/>
+                    <a:blip r:embed="rId45"/>
                     <a:stretch>
                       <a:fillRect/>
                     </a:stretch>
@@ -6569,13 +7248,15 @@
     </w:p>
     <w:p>
       <w:pPr>
-        <w:rPr>
-          <w:sz w:val="36"/>
-          <w:szCs w:val="36"/>
-        </w:rPr>
-      </w:pPr>
-      <w:r>
-        <w:rPr>
+        <w:spacing w:after="0"/>
+        <w:rPr>
+          <w:sz w:val="36"/>
+          <w:szCs w:val="36"/>
+        </w:rPr>
+      </w:pPr>
+      <w:r>
+        <w:rPr>
+          <w:noProof/>
           <w:sz w:val="36"/>
           <w:szCs w:val="36"/>
         </w:rPr>
@@ -6596,7 +7277,7 @@
                     <pic:cNvPicPr/>
                   </pic:nvPicPr>
                   <pic:blipFill>
-                    <a:blip r:embed="rId38"/>
+                    <a:blip r:embed="rId46"/>
                     <a:stretch>
                       <a:fillRect/>
                     </a:stretch>
@@ -6619,14 +7300,16 @@
     </w:p>
     <w:p>
       <w:pPr>
-        <w:rPr>
-          <w:sz w:val="36"/>
-          <w:szCs w:val="36"/>
-        </w:rPr>
-      </w:pPr>
-    </w:p>
-    <w:p>
-      <w:pPr>
+        <w:spacing w:after="0"/>
+        <w:rPr>
+          <w:sz w:val="36"/>
+          <w:szCs w:val="36"/>
+        </w:rPr>
+      </w:pPr>
+    </w:p>
+    <w:p>
+      <w:pPr>
+        <w:spacing w:after="0"/>
         <w:rPr>
           <w:sz w:val="36"/>
           <w:szCs w:val="36"/>
@@ -6639,6 +7322,7 @@
           <w:ilvl w:val="0"/>
           <w:numId w:val="16"/>
         </w:numPr>
+        <w:spacing w:after="0"/>
         <w:rPr>
           <w:sz w:val="36"/>
           <w:szCs w:val="36"/>
@@ -6654,6 +7338,7 @@
     </w:p>
     <w:p>
       <w:pPr>
+        <w:spacing w:after="0"/>
         <w:rPr>
           <w:sz w:val="36"/>
           <w:szCs w:val="36"/>
@@ -6671,6 +7356,7 @@
     </w:p>
     <w:p>
       <w:pPr>
+        <w:spacing w:after="0"/>
         <w:rPr>
           <w:sz w:val="36"/>
           <w:szCs w:val="36"/>
@@ -6688,77 +7374,81 @@
     </w:p>
     <w:p>
       <w:pPr>
-        <w:rPr>
-          <w:sz w:val="36"/>
-          <w:szCs w:val="36"/>
-        </w:rPr>
-      </w:pPr>
-      <w:proofErr w:type="spellStart"/>
+        <w:spacing w:after="0"/>
+        <w:rPr>
+          <w:sz w:val="36"/>
+          <w:szCs w:val="36"/>
+        </w:rPr>
+      </w:pPr>
+      <w:proofErr w:type="spellStart"/>
+      <w:r>
+        <w:rPr>
+          <w:sz w:val="36"/>
+          <w:szCs w:val="36"/>
+        </w:rPr>
+        <w:t>az</w:t>
+      </w:r>
+      <w:proofErr w:type="spellEnd"/>
+      <w:r>
+        <w:rPr>
+          <w:sz w:val="36"/>
+          <w:szCs w:val="36"/>
+        </w:rPr>
+        <w:t xml:space="preserve"> </w:t>
+      </w:r>
+      <w:proofErr w:type="spellStart"/>
+      <w:r>
+        <w:rPr>
+          <w:sz w:val="36"/>
+          <w:szCs w:val="36"/>
+        </w:rPr>
+        <w:t>containerapp</w:t>
+      </w:r>
+      <w:proofErr w:type="spellEnd"/>
+      <w:r>
+        <w:rPr>
+          <w:sz w:val="36"/>
+          <w:szCs w:val="36"/>
+        </w:rPr>
+        <w:t xml:space="preserve"> show \</w:t>
+      </w:r>
+    </w:p>
+    <w:p>
+      <w:pPr>
+        <w:spacing w:after="0"/>
+        <w:rPr>
+          <w:sz w:val="36"/>
+          <w:szCs w:val="36"/>
+        </w:rPr>
+      </w:pPr>
+      <w:r>
+        <w:rPr>
+          <w:sz w:val="36"/>
+          <w:szCs w:val="36"/>
+        </w:rPr>
+        <w:t xml:space="preserve">    --name $CONTAINER_APP_NAME \</w:t>
+      </w:r>
+    </w:p>
+    <w:p>
+      <w:pPr>
+        <w:spacing w:after="0"/>
+        <w:rPr>
+          <w:sz w:val="36"/>
+          <w:szCs w:val="36"/>
+        </w:rPr>
+      </w:pPr>
       <w:r>
         <w:rPr>
           <w:sz w:val="36"/>
           <w:szCs w:val="36"/>
         </w:rPr>
         <w:lastRenderedPageBreak/>
-        <w:t>az</w:t>
-      </w:r>
-      <w:proofErr w:type="spellEnd"/>
-      <w:r>
-        <w:rPr>
-          <w:sz w:val="36"/>
-          <w:szCs w:val="36"/>
-        </w:rPr>
-        <w:t xml:space="preserve"> </w:t>
-      </w:r>
-      <w:proofErr w:type="spellStart"/>
-      <w:r>
-        <w:rPr>
-          <w:sz w:val="36"/>
-          <w:szCs w:val="36"/>
-        </w:rPr>
-        <w:t>containerapp</w:t>
-      </w:r>
-      <w:proofErr w:type="spellEnd"/>
-      <w:r>
-        <w:rPr>
-          <w:sz w:val="36"/>
-          <w:szCs w:val="36"/>
-        </w:rPr>
-        <w:t xml:space="preserve"> show \</w:t>
-      </w:r>
-    </w:p>
-    <w:p>
-      <w:pPr>
-        <w:rPr>
-          <w:sz w:val="36"/>
-          <w:szCs w:val="36"/>
-        </w:rPr>
-      </w:pPr>
-      <w:r>
-        <w:rPr>
-          <w:sz w:val="36"/>
-          <w:szCs w:val="36"/>
-        </w:rPr>
-        <w:t xml:space="preserve">    --name $CONTAINER_APP_NAME \</w:t>
-      </w:r>
-    </w:p>
-    <w:p>
-      <w:pPr>
-        <w:rPr>
-          <w:sz w:val="36"/>
-          <w:szCs w:val="36"/>
-        </w:rPr>
-      </w:pPr>
-      <w:r>
-        <w:rPr>
-          <w:sz w:val="36"/>
-          <w:szCs w:val="36"/>
-        </w:rPr>
         <w:t xml:space="preserve">    --resource-group $RESOURCE_GROUP \</w:t>
       </w:r>
     </w:p>
     <w:p>
       <w:pPr>
+        <w:spacing w:after="0"/>
         <w:rPr>
           <w:sz w:val="36"/>
           <w:szCs w:val="36"/>
@@ -6799,6 +7489,7 @@
     </w:p>
     <w:p>
       <w:pPr>
+        <w:spacing w:after="0"/>
         <w:rPr>
           <w:sz w:val="36"/>
           <w:szCs w:val="36"/>
@@ -6816,6 +7507,7 @@
     </w:p>
     <w:p>
       <w:pPr>
+        <w:spacing w:after="0"/>
         <w:rPr>
           <w:sz w:val="36"/>
           <w:szCs w:val="36"/>
@@ -6997,13 +7689,15 @@
     </w:p>
     <w:p>
       <w:pPr>
-        <w:rPr>
-          <w:sz w:val="36"/>
-          <w:szCs w:val="36"/>
-        </w:rPr>
-      </w:pPr>
-      <w:r>
-        <w:rPr>
+        <w:spacing w:after="0"/>
+        <w:rPr>
+          <w:sz w:val="36"/>
+          <w:szCs w:val="36"/>
+        </w:rPr>
+      </w:pPr>
+      <w:r>
+        <w:rPr>
+          <w:noProof/>
           <w:sz w:val="36"/>
           <w:szCs w:val="36"/>
         </w:rPr>
@@ -7023,7 +7717,7 @@
                     <pic:cNvPicPr/>
                   </pic:nvPicPr>
                   <pic:blipFill>
-                    <a:blip r:embed="rId39"/>
+                    <a:blip r:embed="rId47"/>
                     <a:stretch>
                       <a:fillRect/>
                     </a:stretch>
@@ -7046,17 +7740,18 @@
     </w:p>
     <w:p>
       <w:pPr>
-        <w:rPr>
-          <w:sz w:val="36"/>
-          <w:szCs w:val="36"/>
-        </w:rPr>
-      </w:pPr>
-      <w:r>
-        <w:rPr>
-          <w:sz w:val="36"/>
-          <w:szCs w:val="36"/>
-        </w:rPr>
-        <w:lastRenderedPageBreak/>
+        <w:spacing w:after="0"/>
+        <w:rPr>
+          <w:sz w:val="36"/>
+          <w:szCs w:val="36"/>
+        </w:rPr>
+      </w:pPr>
+      <w:r>
+        <w:rPr>
+          <w:noProof/>
+          <w:sz w:val="36"/>
+          <w:szCs w:val="36"/>
+        </w:rPr>
         <w:drawing>
           <wp:inline distT="0" distB="0" distL="0" distR="0" wp14:anchorId="168D4326" wp14:editId="4D164BBD">
             <wp:extent cx="5943600" cy="3743960"/>
@@ -7073,7 +7768,7 @@
                     <pic:cNvPicPr/>
                   </pic:nvPicPr>
                   <pic:blipFill>
-                    <a:blip r:embed="rId40"/>
+                    <a:blip r:embed="rId48"/>
                     <a:stretch>
                       <a:fillRect/>
                     </a:stretch>
@@ -7096,6 +7791,7 @@
     </w:p>
     <w:p>
       <w:pPr>
+        <w:spacing w:after="0"/>
         <w:rPr>
           <w:sz w:val="36"/>
           <w:szCs w:val="36"/>
@@ -7111,16 +7807,18 @@
     </w:p>
     <w:p>
       <w:pPr>
-        <w:rPr>
-          <w:sz w:val="36"/>
-          <w:szCs w:val="36"/>
-        </w:rPr>
-      </w:pPr>
-      <w:r>
-        <w:rPr>
-          <w:sz w:val="36"/>
-          <w:szCs w:val="36"/>
-        </w:rPr>
+        <w:spacing w:after="0"/>
+        <w:rPr>
+          <w:sz w:val="36"/>
+          <w:szCs w:val="36"/>
+        </w:rPr>
+      </w:pPr>
+      <w:r>
+        <w:rPr>
+          <w:sz w:val="36"/>
+          <w:szCs w:val="36"/>
+        </w:rPr>
+        <w:lastRenderedPageBreak/>
         <w:t>Now that you finished the exercise, you should delete the cloud resources you created to avoid unnecessary resource usage.</w:t>
       </w:r>
     </w:p>
@@ -7130,6 +7828,7 @@
           <w:ilvl w:val="0"/>
           <w:numId w:val="17"/>
         </w:numPr>
+        <w:spacing w:after="0"/>
         <w:rPr>
           <w:sz w:val="36"/>
           <w:szCs w:val="36"/>
@@ -7161,6 +7860,7 @@
     </w:p>
     <w:p>
       <w:pPr>
+        <w:spacing w:after="0"/>
         <w:rPr>
           <w:sz w:val="36"/>
           <w:szCs w:val="36"/>
@@ -7178,6 +7878,7 @@
     </w:p>
     <w:p>
       <w:pPr>
+        <w:spacing w:after="0"/>
         <w:rPr>
           <w:sz w:val="36"/>
           <w:szCs w:val="36"/>
@@ -7218,6 +7919,7 @@
     </w:p>
     <w:p>
       <w:pPr>
+        <w:spacing w:after="0"/>
         <w:rPr>
           <w:sz w:val="36"/>
           <w:szCs w:val="36"/>
@@ -7230,7 +7932,6 @@
           <w:sz w:val="36"/>
           <w:szCs w:val="36"/>
         </w:rPr>
-        <w:lastRenderedPageBreak/>
         <w:t>CAUTION:</w:t>
       </w:r>
       <w:r>
@@ -7243,6 +7944,7 @@
     </w:p>
     <w:p>
       <w:pPr>
+        <w:spacing w:after="0"/>
         <w:rPr>
           <w:sz w:val="36"/>
           <w:szCs w:val="36"/>
@@ -7258,6 +7960,7 @@
     </w:p>
     <w:p>
       <w:pPr>
+        <w:spacing w:after="0"/>
         <w:rPr>
           <w:sz w:val="36"/>
           <w:szCs w:val="36"/>
@@ -7273,6 +7976,7 @@
     </w:p>
     <w:p>
       <w:pPr>
+        <w:spacing w:after="0"/>
         <w:rPr>
           <w:sz w:val="36"/>
           <w:szCs w:val="36"/>
@@ -7294,6 +7998,7 @@
           <w:ilvl w:val="0"/>
           <w:numId w:val="18"/>
         </w:numPr>
+        <w:spacing w:after="0"/>
         <w:rPr>
           <w:sz w:val="36"/>
           <w:szCs w:val="36"/>
@@ -7316,6 +8021,7 @@
     </w:p>
     <w:p>
       <w:pPr>
+        <w:spacing w:after="0"/>
         <w:ind w:left="720"/>
         <w:rPr>
           <w:sz w:val="36"/>
@@ -7329,6 +8035,7 @@
           <w:sz w:val="20"/>
           <w:szCs w:val="20"/>
         </w:rPr>
+        <w:lastRenderedPageBreak/>
         <w:t>az</w:t>
       </w:r>
       <w:proofErr w:type="spellEnd"/>
@@ -7436,6 +8143,7 @@
       </w:r>
       <w:r>
         <w:rPr>
+          <w:noProof/>
           <w:sz w:val="36"/>
           <w:szCs w:val="36"/>
         </w:rPr>
@@ -7455,7 +8163,7 @@
                     <pic:cNvPicPr/>
                   </pic:nvPicPr>
                   <pic:blipFill>
-                    <a:blip r:embed="rId41"/>
+                    <a:blip r:embed="rId49"/>
                     <a:stretch>
                       <a:fillRect/>
                     </a:stretch>
@@ -7482,6 +8190,7 @@
           <w:ilvl w:val="0"/>
           <w:numId w:val="18"/>
         </w:numPr>
+        <w:spacing w:after="0"/>
         <w:rPr>
           <w:sz w:val="36"/>
           <w:szCs w:val="36"/>
@@ -7517,6 +8226,7 @@
           <w:ilvl w:val="0"/>
           <w:numId w:val="18"/>
         </w:numPr>
+        <w:spacing w:after="0"/>
         <w:rPr>
           <w:sz w:val="36"/>
           <w:szCs w:val="36"/>
@@ -7545,17 +8255,8 @@
           <w:sz w:val="36"/>
           <w:szCs w:val="36"/>
         </w:rPr>
-        <w:t xml:space="preserve"> (500-1500ms) so requests overlap and concurrency </w:t>
-      </w:r>
-      <w:proofErr w:type="gramStart"/>
-      <w:r>
-        <w:rPr>
-          <w:sz w:val="36"/>
-          <w:szCs w:val="36"/>
-        </w:rPr>
-        <w:t>accumulates</w:t>
-      </w:r>
-      <w:proofErr w:type="gramEnd"/>
+        <w:t> (500-1500ms) so requests overlap and concurrency accumulates</w:t>
+      </w:r>
     </w:p>
     <w:p>
       <w:pPr>
@@ -7563,17 +8264,17 @@
           <w:ilvl w:val="0"/>
           <w:numId w:val="18"/>
         </w:numPr>
-        <w:rPr>
-          <w:sz w:val="36"/>
-          <w:szCs w:val="36"/>
-        </w:rPr>
-      </w:pPr>
-      <w:r>
-        <w:rPr>
-          <w:sz w:val="36"/>
-          <w:szCs w:val="36"/>
-        </w:rPr>
-        <w:lastRenderedPageBreak/>
+        <w:spacing w:after="0"/>
+        <w:rPr>
+          <w:sz w:val="36"/>
+          <w:szCs w:val="36"/>
+        </w:rPr>
+      </w:pPr>
+      <w:r>
+        <w:rPr>
+          <w:sz w:val="36"/>
+          <w:szCs w:val="36"/>
+        </w:rPr>
         <w:t>Check system logs for scaling events: </w:t>
       </w:r>
       <w:proofErr w:type="spellStart"/>
@@ -7667,6 +8368,7 @@
     </w:p>
     <w:p>
       <w:pPr>
+        <w:spacing w:after="0"/>
         <w:rPr>
           <w:sz w:val="36"/>
           <w:szCs w:val="36"/>
@@ -7723,6 +8425,7 @@
     </w:p>
     <w:p>
       <w:pPr>
+        <w:spacing w:after="0"/>
         <w:ind w:left="720"/>
         <w:rPr>
           <w:sz w:val="36"/>
@@ -7731,9 +8434,11 @@
       </w:pPr>
       <w:r>
         <w:rPr>
-          <w:sz w:val="36"/>
-          <w:szCs w:val="36"/>
-        </w:rPr>
+          <w:noProof/>
+          <w:sz w:val="36"/>
+          <w:szCs w:val="36"/>
+        </w:rPr>
+        <w:lastRenderedPageBreak/>
         <w:drawing>
           <wp:inline distT="0" distB="0" distL="0" distR="0" wp14:anchorId="09BF1919" wp14:editId="036C1055">
             <wp:extent cx="5943600" cy="5087620"/>
@@ -7750,7 +8455,7 @@
                     <pic:cNvPicPr/>
                   </pic:nvPicPr>
                   <pic:blipFill>
-                    <a:blip r:embed="rId42"/>
+                    <a:blip r:embed="rId50"/>
                     <a:stretch>
                       <a:fillRect/>
                     </a:stretch>
@@ -7773,6 +8478,7 @@
     </w:p>
     <w:p>
       <w:pPr>
+        <w:spacing w:after="0"/>
         <w:rPr>
           <w:sz w:val="36"/>
           <w:szCs w:val="36"/>
@@ -7794,6 +8500,7 @@
           <w:ilvl w:val="0"/>
           <w:numId w:val="19"/>
         </w:numPr>
+        <w:spacing w:after="0"/>
         <w:rPr>
           <w:sz w:val="36"/>
           <w:szCs w:val="36"/>
@@ -7849,17 +8556,17 @@
           <w:ilvl w:val="0"/>
           <w:numId w:val="19"/>
         </w:numPr>
-        <w:rPr>
-          <w:sz w:val="36"/>
-          <w:szCs w:val="36"/>
-        </w:rPr>
-      </w:pPr>
-      <w:r>
-        <w:rPr>
-          <w:sz w:val="36"/>
-          <w:szCs w:val="36"/>
-        </w:rPr>
-        <w:lastRenderedPageBreak/>
+        <w:spacing w:after="0"/>
+        <w:rPr>
+          <w:sz w:val="36"/>
+          <w:szCs w:val="36"/>
+        </w:rPr>
+      </w:pPr>
+      <w:r>
+        <w:rPr>
+          <w:sz w:val="36"/>
+          <w:szCs w:val="36"/>
+        </w:rPr>
         <w:t>Ensure dependencies are installed: </w:t>
       </w:r>
       <w:r>
@@ -7878,6 +8585,7 @@
           <w:ilvl w:val="0"/>
           <w:numId w:val="19"/>
         </w:numPr>
+        <w:spacing w:after="0"/>
         <w:rPr>
           <w:sz w:val="36"/>
           <w:szCs w:val="36"/>
@@ -7917,6 +8625,7 @@
           <w:ilvl w:val="0"/>
           <w:numId w:val="19"/>
         </w:numPr>
+        <w:spacing w:after="0"/>
         <w:rPr>
           <w:sz w:val="36"/>
           <w:szCs w:val="36"/>
@@ -7985,6 +8694,7 @@
           <w:ilvl w:val="0"/>
           <w:numId w:val="19"/>
         </w:numPr>
+        <w:spacing w:after="0"/>
         <w:rPr>
           <w:sz w:val="36"/>
           <w:szCs w:val="36"/>
@@ -7996,6 +8706,7 @@
           <w:sz w:val="36"/>
           <w:szCs w:val="36"/>
         </w:rPr>
+        <w:lastRenderedPageBreak/>
         <w:t>Ensure </w:t>
       </w:r>
       <w:r>
@@ -8043,6 +8754,7 @@
     </w:p>
     <w:p>
       <w:pPr>
+        <w:spacing w:after="0"/>
         <w:rPr>
           <w:sz w:val="36"/>
           <w:szCs w:val="36"/>
@@ -8084,6 +8796,7 @@
           <w:ilvl w:val="0"/>
           <w:numId w:val="20"/>
         </w:numPr>
+        <w:spacing w:after="0"/>
         <w:rPr>
           <w:sz w:val="36"/>
           <w:szCs w:val="36"/>
@@ -8143,6 +8856,7 @@
           <w:ilvl w:val="0"/>
           <w:numId w:val="20"/>
         </w:numPr>
+        <w:spacing w:after="0"/>
         <w:rPr>
           <w:sz w:val="36"/>
           <w:szCs w:val="36"/>
@@ -8191,6 +8905,7 @@
           <w:ilvl w:val="0"/>
           <w:numId w:val="20"/>
         </w:numPr>
+        <w:spacing w:after="0"/>
         <w:rPr>
           <w:sz w:val="36"/>
           <w:szCs w:val="36"/>
@@ -8247,6 +8962,7 @@
     </w:p>
     <w:p>
       <w:pPr>
+        <w:spacing w:after="0"/>
         <w:rPr>
           <w:sz w:val="36"/>
           <w:szCs w:val="36"/>
@@ -8268,6 +8984,7 @@
           <w:ilvl w:val="0"/>
           <w:numId w:val="21"/>
         </w:numPr>
+        <w:spacing w:after="0"/>
         <w:rPr>
           <w:sz w:val="36"/>
           <w:szCs w:val="36"/>
@@ -8287,6 +9004,7 @@
           <w:ilvl w:val="0"/>
           <w:numId w:val="21"/>
         </w:numPr>
+        <w:spacing w:after="0"/>
         <w:rPr>
           <w:sz w:val="36"/>
           <w:szCs w:val="36"/>
@@ -8356,6 +9074,7 @@
           <w:ilvl w:val="0"/>
           <w:numId w:val="21"/>
         </w:numPr>
+        <w:spacing w:after="0"/>
         <w:rPr>
           <w:sz w:val="36"/>
           <w:szCs w:val="36"/>
@@ -8380,24 +9099,25 @@
     </w:p>
     <w:p>
       <w:pPr>
-        <w:rPr>
-          <w:sz w:val="36"/>
-          <w:szCs w:val="36"/>
-        </w:rPr>
-      </w:pPr>
-      <w:r>
-        <w:rPr>
-          <w:sz w:val="36"/>
-          <w:szCs w:val="36"/>
-        </w:rPr>
-        <w:lastRenderedPageBreak/>
+        <w:spacing w:after="0"/>
+        <w:rPr>
+          <w:sz w:val="36"/>
+          <w:szCs w:val="36"/>
+        </w:rPr>
+      </w:pPr>
+      <w:r>
+        <w:rPr>
+          <w:sz w:val="36"/>
+          <w:szCs w:val="36"/>
+        </w:rPr>
         <w:pict w14:anchorId="7D7A8D04">
-          <v:rect id="_x0000_i1033" style="width:0;height:1.5pt" o:hralign="center" o:hrstd="t" o:hrnoshade="t" o:hr="t" fillcolor="#136945" stroked="f"/>
+          <v:rect id="_x0000_i1025" style="width:0;height:1.5pt" o:hralign="center" o:hrstd="t" o:hrnoshade="t" o:hr="t" fillcolor="#136945" stroked="f"/>
         </w:pict>
       </w:r>
     </w:p>
     <w:p>
       <w:pPr>
+        <w:spacing w:after="0"/>
         <w:rPr>
           <w:sz w:val="36"/>
           <w:szCs w:val="36"/>
@@ -8413,6 +9133,7 @@
     </w:p>
     <w:p>
       <w:pPr>
+        <w:spacing w:after="0"/>
         <w:rPr>
           <w:sz w:val="36"/>
           <w:szCs w:val="36"/>
@@ -8460,6 +9181,7 @@
     </w:p>
     <w:p>
       <w:pPr>
+        <w:spacing w:after="0"/>
         <w:rPr>
           <w:sz w:val="36"/>
           <w:szCs w:val="36"/>
@@ -8477,7 +9199,7 @@
 </file>
 
 <file path=word/numbering.xml><?xml version="1.0" encoding="utf-8"?>
-<w:numbering xmlns:wpc="http://schemas.microsoft.com/office/word/2010/wordprocessingCanvas" xmlns:cx="http://schemas.microsoft.com/office/drawing/2014/chartex" xmlns:cx1="http://schemas.microsoft.com/office/drawing/2015/9/8/chartex" xmlns:cx2="http://schemas.microsoft.com/office/drawing/2015/10/21/chartex" xmlns:cx3="http://schemas.microsoft.com/office/drawing/2016/5/9/chartex" xmlns:cx4="http://schemas.microsoft.com/office/drawing/2016/5/10/chartex" xmlns:cx5="http://schemas.microsoft.com/office/drawing/2016/5/11/chartex" xmlns:cx6="http://schemas.microsoft.com/office/drawing/2016/5/12/chartex" xmlns:cx7="http://schemas.microsoft.com/office/drawing/2016/5/13/chartex" xmlns:cx8="http://schemas.microsoft.com/office/drawing/2016/5/14/chartex" xmlns:mc="http://schemas.openxmlformats.org/markup-compatibility/2006" xmlns:aink="http://schemas.microsoft.com/office/drawing/2016/ink" xmlns:am3d="http://schemas.microsoft.com/office/drawing/2017/model3d" xmlns:o="urn:schemas-microsoft-com:office:office" xmlns:oel="http://schemas.microsoft.com/office/2019/extlst" xmlns:r="http://schemas.openxmlformats.org/officeDocument/2006/relationships" xmlns:m="http://schemas.openxmlformats.org/officeDocument/2006/math" xmlns:v="urn:schemas-microsoft-com:vml" xmlns:wp14="http://schemas.microsoft.com/office/word/2010/wordprocessingDrawing" xmlns:wp="http://schemas.openxmlformats.org/drawingml/2006/wordprocessingDrawing" xmlns:w10="urn:schemas-microsoft-com:office:word" xmlns:w="http://schemas.openxmlformats.org/wordprocessingml/2006/main" xmlns:w14="http://schemas.microsoft.com/office/word/2010/wordml" xmlns:w15="http://schemas.microsoft.com/office/word/2012/wordml" xmlns:w16cex="http://schemas.microsoft.com/office/word/2018/wordml/cex" xmlns:w16cid="http://schemas.microsoft.com/office/word/2016/wordml/cid" xmlns:w16="http://schemas.microsoft.com/office/word/2018/wordml" xmlns:w16du="http://schemas.microsoft.com/office/word/2023/wordml/word16du" xmlns:w16sdtdh="http://schemas.microsoft.com/office/word/2020/wordml/sdtdatahash" xmlns:w16sdtfl="http://schemas.microsoft.com/office/word/2024/wordml/sdtformatlock" xmlns:w16se="http://schemas.microsoft.com/office/word/2015/wordml/symex" xmlns:wpg="http://schemas.microsoft.com/office/word/2010/wordprocessingGroup" xmlns:wpi="http://schemas.microsoft.com/office/word/2010/wordprocessingInk" xmlns:wne="http://schemas.microsoft.com/office/word/2006/wordml" xmlns:wps="http://schemas.microsoft.com/office/word/2010/wordprocessingShape" mc:Ignorable="w14 w15 w16se w16cid w16 w16cex w16sdtdh w16sdtfl w16du wp14">
+<w:numbering xmlns:wpc="http://schemas.microsoft.com/office/word/2010/wordprocessingCanvas" xmlns:cx="http://schemas.microsoft.com/office/drawing/2014/chartex" xmlns:cx1="http://schemas.microsoft.com/office/drawing/2015/9/8/chartex" xmlns:cx2="http://schemas.microsoft.com/office/drawing/2015/10/21/chartex" xmlns:cx3="http://schemas.microsoft.com/office/drawing/2016/5/9/chartex" xmlns:cx4="http://schemas.microsoft.com/office/drawing/2016/5/10/chartex" xmlns:cx5="http://schemas.microsoft.com/office/drawing/2016/5/11/chartex" xmlns:cx6="http://schemas.microsoft.com/office/drawing/2016/5/12/chartex" xmlns:cx7="http://schemas.microsoft.com/office/drawing/2016/5/13/chartex" xmlns:cx8="http://schemas.microsoft.com/office/drawing/2016/5/14/chartex" xmlns:mc="http://schemas.openxmlformats.org/markup-compatibility/2006" xmlns:aink="http://schemas.microsoft.com/office/drawing/2016/ink" xmlns:am3d="http://schemas.microsoft.com/office/drawing/2017/model3d" xmlns:o="urn:schemas-microsoft-com:office:office" xmlns:oel="http://schemas.microsoft.com/office/2019/extlst" xmlns:r="http://schemas.openxmlformats.org/officeDocument/2006/relationships" xmlns:m="http://schemas.openxmlformats.org/officeDocument/2006/math" xmlns:v="urn:schemas-microsoft-com:vml" xmlns:wp14="http://schemas.microsoft.com/office/word/2010/wordprocessingDrawing" xmlns:wp="http://schemas.openxmlformats.org/drawingml/2006/wordprocessingDrawing" xmlns:w10="urn:schemas-microsoft-com:office:word" xmlns:w="http://schemas.openxmlformats.org/wordprocessingml/2006/main" xmlns:w14="http://schemas.microsoft.com/office/word/2010/wordml" xmlns:w15="http://schemas.microsoft.com/office/word/2012/wordml" xmlns:w16cei="http://schemas.microsoft.com/office/word/2026/wordml/cei" xmlns:w16cex="http://schemas.microsoft.com/office/word/2018/wordml/cex" xmlns:w16cid="http://schemas.microsoft.com/office/word/2016/wordml/cid" xmlns:w16="http://schemas.microsoft.com/office/word/2018/wordml" xmlns:w16du="http://schemas.microsoft.com/office/word/2023/wordml/word16du" xmlns:w16sdtdh="http://schemas.microsoft.com/office/word/2020/wordml/sdtdatahash" xmlns:w16sdtfl="http://schemas.microsoft.com/office/word/2024/wordml/sdtformatlock" xmlns:w16se="http://schemas.microsoft.com/office/word/2015/wordml/symex" xmlns:wpg="http://schemas.microsoft.com/office/word/2010/wordprocessingGroup" xmlns:wpi="http://schemas.microsoft.com/office/word/2010/wordprocessingInk" xmlns:wne="http://schemas.microsoft.com/office/word/2006/wordml" xmlns:wps="http://schemas.microsoft.com/office/word/2010/wordprocessingShape" mc:Ignorable="w14 w15 w16se w16cid w16 w16cex w16sdtdh w16sdtfl w16du wp14">
   <w:abstractNum w:abstractNumId="0" w15:restartNumberingAfterBreak="0">
     <w:nsid w:val="005D129E"/>
     <w:multiLevelType w:val="multilevel"/>
@@ -11844,6 +12566,7 @@
   <w:style w:type="character" w:default="1" w:styleId="DefaultParagraphFont">
     <w:name w:val="Default Paragraph Font"/>
     <w:uiPriority w:val="1"/>
+    <w:semiHidden/>
     <w:unhideWhenUsed/>
   </w:style>
   <w:style w:type="table" w:default="1" w:styleId="TableNormal">
